--- a/Assignment8.docx
+++ b/Assignment8.docx
@@ -1,6 +1,6 @@
 
 <file path=word/document.xml><?xml version="1.0" encoding="utf-8"?>
-<w:document xmlns:wpc="http://schemas.microsoft.com/office/word/2010/wordprocessingCanvas" xmlns:cx="http://schemas.microsoft.com/office/drawing/2014/chartex" xmlns:cx1="http://schemas.microsoft.com/office/drawing/2015/9/8/chartex" xmlns:cx2="http://schemas.microsoft.com/office/drawing/2015/10/21/chartex" xmlns:cx3="http://schemas.microsoft.com/office/drawing/2016/5/9/chartex" xmlns:cx4="http://schemas.microsoft.com/office/drawing/2016/5/10/chartex" xmlns:cx5="http://schemas.microsoft.com/office/drawing/2016/5/11/chartex" xmlns:cx6="http://schemas.microsoft.com/office/drawing/2016/5/12/chartex" xmlns:cx7="http://schemas.microsoft.com/office/drawing/2016/5/13/chartex" xmlns:cx8="http://schemas.microsoft.com/office/drawing/2016/5/14/chartex" xmlns:mc="http://schemas.openxmlformats.org/markup-compatibility/2006" xmlns:aink="http://schemas.microsoft.com/office/drawing/2016/ink" xmlns:am3d="http://schemas.microsoft.com/office/drawing/2017/model3d" xmlns:o="urn:schemas-microsoft-com:office:office" xmlns:oel="http://schemas.microsoft.com/office/2019/extlst" xmlns:r="http://schemas.openxmlformats.org/officeDocument/2006/relationships" xmlns:m="http://schemas.openxmlformats.org/officeDocument/2006/math" xmlns:v="urn:schemas-microsoft-com:vml" xmlns:wp14="http://schemas.microsoft.com/office/word/2010/wordprocessingDrawing" xmlns:wp="http://schemas.openxmlformats.org/drawingml/2006/wordprocessingDrawing" xmlns:w10="urn:schemas-microsoft-com:office:word" xmlns:w="http://schemas.openxmlformats.org/wordprocessingml/2006/main" xmlns:w14="http://schemas.microsoft.com/office/word/2010/wordml" xmlns:w15="http://schemas.microsoft.com/office/word/2012/wordml" xmlns:w16cex="http://schemas.microsoft.com/office/word/2018/wordml/cex" xmlns:w16cid="http://schemas.microsoft.com/office/word/2016/wordml/cid" xmlns:w16="http://schemas.microsoft.com/office/word/2018/wordml" xmlns:w16du="http://schemas.microsoft.com/office/word/2023/wordml/word16du" xmlns:w16sdtdh="http://schemas.microsoft.com/office/word/2020/wordml/sdtdatahash" xmlns:w16sdtfl="http://schemas.microsoft.com/office/word/2024/wordml/sdtformatlock" xmlns:w16se="http://schemas.microsoft.com/office/word/2015/wordml/symex" xmlns:wpg="http://schemas.microsoft.com/office/word/2010/wordprocessingGroup" xmlns:wpi="http://schemas.microsoft.com/office/word/2010/wordprocessingInk" xmlns:wne="http://schemas.microsoft.com/office/word/2006/wordml" xmlns:wps="http://schemas.microsoft.com/office/word/2010/wordprocessingShape" mc:Ignorable="w14 w15 w16se w16cid w16 w16cex w16sdtdh w16sdtfl w16du wp14">
+<w:document xmlns:wpc="http://schemas.microsoft.com/office/word/2010/wordprocessingCanvas" xmlns:cx="http://schemas.microsoft.com/office/drawing/2014/chartex" xmlns:cx1="http://schemas.microsoft.com/office/drawing/2015/9/8/chartex" xmlns:cx2="http://schemas.microsoft.com/office/drawing/2015/10/21/chartex" xmlns:cx3="http://schemas.microsoft.com/office/drawing/2016/5/9/chartex" xmlns:cx4="http://schemas.microsoft.com/office/drawing/2016/5/10/chartex" xmlns:cx5="http://schemas.microsoft.com/office/drawing/2016/5/11/chartex" xmlns:cx6="http://schemas.microsoft.com/office/drawing/2016/5/12/chartex" xmlns:cx7="http://schemas.microsoft.com/office/drawing/2016/5/13/chartex" xmlns:cx8="http://schemas.microsoft.com/office/drawing/2016/5/14/chartex" xmlns:mc="http://schemas.openxmlformats.org/markup-compatibility/2006" xmlns:aink="http://schemas.microsoft.com/office/drawing/2016/ink" xmlns:am3d="http://schemas.microsoft.com/office/drawing/2017/model3d" xmlns:o="urn:schemas-microsoft-com:office:office" xmlns:r="http://schemas.openxmlformats.org/officeDocument/2006/relationships" xmlns:m="http://schemas.openxmlformats.org/officeDocument/2006/math" xmlns:v="urn:schemas-microsoft-com:vml" xmlns:wp14="http://schemas.microsoft.com/office/word/2010/wordprocessingDrawing" xmlns:wp="http://schemas.openxmlformats.org/drawingml/2006/wordprocessingDrawing" xmlns:w10="urn:schemas-microsoft-com:office:word" xmlns:w="http://schemas.openxmlformats.org/wordprocessingml/2006/main" xmlns:w14="http://schemas.microsoft.com/office/word/2010/wordml" xmlns:w15="http://schemas.microsoft.com/office/word/2012/wordml" xmlns:w16cex="http://schemas.microsoft.com/office/word/2018/wordml/cex" xmlns:w16cid="http://schemas.microsoft.com/office/word/2016/wordml/cid" xmlns:w16="http://schemas.microsoft.com/office/word/2018/wordml" xmlns:w16sdtdh="http://schemas.microsoft.com/office/word/2020/wordml/sdtdatahash" xmlns:w16se="http://schemas.microsoft.com/office/word/2015/wordml/symex" xmlns:wpg="http://schemas.microsoft.com/office/word/2010/wordprocessingGroup" xmlns:wpi="http://schemas.microsoft.com/office/word/2010/wordprocessingInk" xmlns:wne="http://schemas.microsoft.com/office/word/2006/wordml" xmlns:wps="http://schemas.microsoft.com/office/word/2010/wordprocessingShape" mc:Ignorable="w14 w15 w16se w16cid w16 w16cex w16sdtdh wp14">
   <w:body>
     <w:p>
       <w:pPr>
@@ -684,6 +684,15 @@
                 <w:szCs w:val="20"/>
               </w:rPr>
             </w:pPr>
+            <w:r>
+              <w:rPr>
+                <w:rFonts w:ascii="Times" w:eastAsia="Times" w:hAnsi="Times" w:cs="Times"/>
+                <w:color w:val="000000"/>
+                <w:sz w:val="20"/>
+                <w:szCs w:val="20"/>
+              </w:rPr>
+              <w:t>Muhammad Adil Baltistani</w:t>
+            </w:r>
           </w:p>
         </w:tc>
         <w:tc>
@@ -708,6 +717,15 @@
                 <w:szCs w:val="20"/>
               </w:rPr>
             </w:pPr>
+            <w:r>
+              <w:rPr>
+                <w:rFonts w:ascii="Times" w:eastAsia="Times" w:hAnsi="Times" w:cs="Times"/>
+                <w:color w:val="000000"/>
+                <w:sz w:val="20"/>
+                <w:szCs w:val="20"/>
+              </w:rPr>
+              <w:t>BSSE-25019</w:t>
+            </w:r>
           </w:p>
         </w:tc>
         <w:tc>
@@ -1173,23 +1191,7 @@
           <w:rFonts w:ascii="Times" w:eastAsia="Times" w:hAnsi="Times" w:cs="Times"/>
           <w:color w:val="24292E"/>
         </w:rPr>
-        <w:t xml:space="preserve"> Accept the assignment from the link posted in Google Groups and after accepting clone the repository to your computer for this ensure you have logged into </w:t>
-      </w:r>
-      <w:proofErr w:type="spellStart"/>
-      <w:r>
-        <w:rPr>
-          <w:rFonts w:ascii="Times" w:eastAsia="Times" w:hAnsi="Times" w:cs="Times"/>
-          <w:color w:val="24292E"/>
-        </w:rPr>
-        <w:t>github</w:t>
-      </w:r>
-      <w:proofErr w:type="spellEnd"/>
-      <w:r>
-        <w:rPr>
-          <w:rFonts w:ascii="Times" w:eastAsia="Times" w:hAnsi="Times" w:cs="Times"/>
-          <w:color w:val="24292E"/>
-        </w:rPr>
-        <w:t xml:space="preserve"> app with your account.</w:t>
+        <w:t xml:space="preserve"> Accept the assignment from the link posted in Google Groups and after accepting clone the repository to your computer for this ensure you have logged into github app with your account.</w:t>
       </w:r>
     </w:p>
     <w:p>
@@ -1216,17 +1218,15 @@
           <w:rFonts w:ascii="Times" w:eastAsia="Times" w:hAnsi="Times" w:cs="Times"/>
           <w:color w:val="24292E"/>
         </w:rPr>
-        <w:t xml:space="preserve">Solve the given problems written after task instructions, write code through IDE like </w:t>
-      </w:r>
-      <w:proofErr w:type="spellStart"/>
+        <w:t>Solve the given problems written after task instruction</w:t>
+      </w:r>
       <w:r>
         <w:rPr>
           <w:rFonts w:ascii="Times" w:eastAsia="Times" w:hAnsi="Times" w:cs="Times"/>
           <w:color w:val="24292E"/>
         </w:rPr>
-        <w:t>CLion</w:t>
-      </w:r>
-      <w:proofErr w:type="spellEnd"/>
+        <w:t>s, write code through IDE like CLion</w:t>
+      </w:r>
     </w:p>
     <w:p>
       <w:pPr>
@@ -1279,23 +1279,7 @@
           <w:rFonts w:ascii="Times" w:eastAsia="Times" w:hAnsi="Times" w:cs="Times"/>
           <w:color w:val="24292E"/>
         </w:rPr>
-        <w:t xml:space="preserve">Commit and Push the changes through the </w:t>
-      </w:r>
-      <w:proofErr w:type="spellStart"/>
-      <w:r>
-        <w:rPr>
-          <w:rFonts w:ascii="Times" w:eastAsia="Times" w:hAnsi="Times" w:cs="Times"/>
-          <w:color w:val="24292E"/>
-        </w:rPr>
-        <w:t>Github</w:t>
-      </w:r>
-      <w:proofErr w:type="spellEnd"/>
-      <w:r>
-        <w:rPr>
-          <w:rFonts w:ascii="Times" w:eastAsia="Times" w:hAnsi="Times" w:cs="Times"/>
-          <w:color w:val="24292E"/>
-        </w:rPr>
-        <w:t xml:space="preserve"> App</w:t>
+        <w:t>Commit and Push the changes through the Github App</w:t>
       </w:r>
     </w:p>
     <w:p>
@@ -1339,7 +1323,15 @@
           <w:sz w:val="22"/>
           <w:szCs w:val="22"/>
         </w:rPr>
-        <w:t xml:space="preserve">This assignment focuses on building a Smart University Management System in C++ using advanced OOP concepts. The system simulates an academic environment managing students, staff, and teaching assistants. It covers foundational concepts such as encapsulation, composition, aggregation, and association, while heavily emphasizing </w:t>
+        <w:t>This assignment focuses on building a Smart University Management System in C++ using advanced OOP concepts. The system simulates an academic environment managing students, staff, and teaching assistants. It covers foundational concepts such as encapsulati</w:t>
+      </w:r>
+      <w:r>
+        <w:rPr>
+          <w:rFonts w:ascii="Times" w:eastAsia="Times" w:hAnsi="Times" w:cs="Times"/>
+          <w:sz w:val="22"/>
+          <w:szCs w:val="22"/>
+        </w:rPr>
+        <w:t xml:space="preserve">on, composition, aggregation, and association, while heavily emphasizing </w:t>
       </w:r>
       <w:r>
         <w:rPr>
@@ -1440,7 +1432,19 @@
         <w:rPr>
           <w:rFonts w:ascii="Times" w:eastAsia="Times" w:hAnsi="Times" w:cs="Times"/>
         </w:rPr>
-        <w:t>This assignment is based on complex Object Oriented class relationships. The goal is to design a robust and scalable architecture where objects interact securely. A key focus is placed on the Diamond Problem, a multiple inheritance scenario where a class inherits from two classes that both inherit from the same base class. Students will resolve this using virtual inheritance and utilize abstract classes and virtual functions to achieve run time polymorphism.</w:t>
+        <w:t>This assignment is based on complex Object Oriented class relationships. The goal is to design a robust and scalable architecture w</w:t>
+      </w:r>
+      <w:r>
+        <w:rPr>
+          <w:rFonts w:ascii="Times" w:eastAsia="Times" w:hAnsi="Times" w:cs="Times"/>
+        </w:rPr>
+        <w:t>here objects interact securely. A key focus is placed on the Diamond Problem, a multiple inheritance scenario where a class inherits from two classes that both inherit from the same base class. Students will resolve this using virtual inheritance and utili</w:t>
+      </w:r>
+      <w:r>
+        <w:rPr>
+          <w:rFonts w:ascii="Times" w:eastAsia="Times" w:hAnsi="Times" w:cs="Times"/>
+        </w:rPr>
+        <w:t>ze abstract classes and virtual functions to achieve run time polymorphism.</w:t>
       </w:r>
     </w:p>
     <w:p>
@@ -1512,7 +1516,13 @@
         <w:rPr>
           <w:rFonts w:ascii="Times" w:eastAsia="Times" w:hAnsi="Times" w:cs="Times"/>
         </w:rPr>
-        <w:t>Students, who study and earn GPAs, and Staff members, who work and earn a salary.</w:t>
+        <w:t>Students, who study and earn GP</w:t>
+      </w:r>
+      <w:r>
+        <w:rPr>
+          <w:rFonts w:ascii="Times" w:eastAsia="Times" w:hAnsi="Times" w:cs="Times"/>
+        </w:rPr>
+        <w:t>As, and Staff members, who work and earn a salary.</w:t>
       </w:r>
     </w:p>
     <w:p>
@@ -1526,7 +1536,13 @@
         <w:rPr>
           <w:rFonts w:ascii="Times" w:eastAsia="Times" w:hAnsi="Times" w:cs="Times"/>
         </w:rPr>
-        <w:t>However, the university also employs Teaching Assistants (TAs). A TA acts as both a Student and a Staff member, creating a multiple inheritance scenario. The system manages these individuals, issues access cards, tracks tutoring sessions between TAs and Students, and processes grading.</w:t>
+        <w:t>However, the university also employs Teaching Assistants (TAs). A TA acts as both a Student and a Staff member, creating a multiple inheritance scenario. The system manages these individuals, issues access</w:t>
+      </w:r>
+      <w:r>
+        <w:rPr>
+          <w:rFonts w:ascii="Times" w:eastAsia="Times" w:hAnsi="Times" w:cs="Times"/>
+        </w:rPr>
+        <w:t xml:space="preserve"> cards, tracks tutoring sessions between TAs and Students, and processes grading.</w:t>
       </w:r>
     </w:p>
     <w:p>
@@ -1618,7 +1634,6 @@
             </w:pPr>
             <w:bookmarkStart w:id="8" w:name="_heading=h.3uu8yto7una3" w:colFirst="0" w:colLast="0"/>
             <w:bookmarkEnd w:id="8"/>
-            <w:proofErr w:type="spellStart"/>
             <w:r>
               <w:rPr>
                 <w:rFonts w:ascii="Times" w:eastAsia="Times" w:hAnsi="Times" w:cs="Times"/>
@@ -1630,21 +1645,7 @@
                 <w:sz w:val="26"/>
                 <w:szCs w:val="26"/>
               </w:rPr>
-              <w:t>UniversityMember</w:t>
-            </w:r>
-            <w:proofErr w:type="spellEnd"/>
-            <w:r>
-              <w:rPr>
-                <w:rFonts w:ascii="Times" w:eastAsia="Times" w:hAnsi="Times" w:cs="Times"/>
-                <w:b/>
-                <w:bCs/>
-                <w:i w:val="0"/>
-                <w:iCs w:val="0"/>
-                <w:color w:val="000000"/>
-                <w:sz w:val="26"/>
-                <w:szCs w:val="26"/>
-              </w:rPr>
-              <w:t xml:space="preserve"> (Abstract Base Class)</w:t>
+              <w:t>UniversityMember (Abstract Base Class)</w:t>
             </w:r>
           </w:p>
           <w:p>
@@ -1700,17 +1701,8 @@
                 <w:rFonts w:ascii="Times" w:eastAsia="Times" w:hAnsi="Times" w:cs="Times"/>
                 <w:color w:val="188038"/>
               </w:rPr>
-              <w:t xml:space="preserve">int </w:t>
-            </w:r>
-            <w:proofErr w:type="spellStart"/>
-            <w:r>
-              <w:rPr>
-                <w:rFonts w:ascii="Times" w:eastAsia="Times" w:hAnsi="Times" w:cs="Times"/>
-                <w:color w:val="188038"/>
-              </w:rPr>
-              <w:t>memberID</w:t>
-            </w:r>
-            <w:proofErr w:type="spellEnd"/>
+              <w:t>int memberID</w:t>
+            </w:r>
           </w:p>
           <w:p>
             <w:pPr>
@@ -1741,37 +1733,12 @@
                 <w:rFonts w:ascii="Times" w:eastAsia="Times" w:hAnsi="Times" w:cs="Times"/>
               </w:rPr>
             </w:pPr>
-            <w:proofErr w:type="spellStart"/>
             <w:r>
               <w:rPr>
                 <w:rFonts w:ascii="Times" w:eastAsia="Times" w:hAnsi="Times" w:cs="Times"/>
                 <w:color w:val="188038"/>
               </w:rPr>
-              <w:t>UniversityMember</w:t>
-            </w:r>
-            <w:proofErr w:type="spellEnd"/>
-            <w:r>
-              <w:rPr>
-                <w:rFonts w:ascii="Times" w:eastAsia="Times" w:hAnsi="Times" w:cs="Times"/>
-                <w:color w:val="188038"/>
-              </w:rPr>
-              <w:t xml:space="preserve">(string name, int </w:t>
-            </w:r>
-            <w:proofErr w:type="spellStart"/>
-            <w:r>
-              <w:rPr>
-                <w:rFonts w:ascii="Times" w:eastAsia="Times" w:hAnsi="Times" w:cs="Times"/>
-                <w:color w:val="188038"/>
-              </w:rPr>
-              <w:t>memberID</w:t>
-            </w:r>
-            <w:proofErr w:type="spellEnd"/>
-            <w:r>
-              <w:rPr>
-                <w:rFonts w:ascii="Times" w:eastAsia="Times" w:hAnsi="Times" w:cs="Times"/>
-                <w:color w:val="188038"/>
-              </w:rPr>
-              <w:t>)</w:t>
+              <w:t>UniversityMember(string name, int memberID)</w:t>
             </w:r>
           </w:p>
           <w:p>
@@ -1789,23 +1756,7 @@
                 <w:rFonts w:ascii="Times" w:eastAsia="Times" w:hAnsi="Times" w:cs="Times"/>
                 <w:color w:val="188038"/>
               </w:rPr>
-              <w:t>Virtual ~</w:t>
-            </w:r>
-            <w:proofErr w:type="spellStart"/>
-            <w:r>
-              <w:rPr>
-                <w:rFonts w:ascii="Times" w:eastAsia="Times" w:hAnsi="Times" w:cs="Times"/>
-                <w:color w:val="188038"/>
-              </w:rPr>
-              <w:t>UniversityMember</w:t>
-            </w:r>
-            <w:proofErr w:type="spellEnd"/>
-            <w:r>
-              <w:rPr>
-                <w:rFonts w:ascii="Times" w:eastAsia="Times" w:hAnsi="Times" w:cs="Times"/>
-                <w:color w:val="188038"/>
-              </w:rPr>
-              <w:t>()</w:t>
+              <w:t>Virtual ~UniversityMember()</w:t>
             </w:r>
           </w:p>
           <w:p>
@@ -1823,23 +1774,7 @@
                 <w:rFonts w:ascii="Times" w:eastAsia="Times" w:hAnsi="Times" w:cs="Times"/>
                 <w:color w:val="188038"/>
               </w:rPr>
-              <w:t xml:space="preserve">string </w:t>
-            </w:r>
-            <w:proofErr w:type="spellStart"/>
-            <w:r>
-              <w:rPr>
-                <w:rFonts w:ascii="Times" w:eastAsia="Times" w:hAnsi="Times" w:cs="Times"/>
-                <w:color w:val="188038"/>
-              </w:rPr>
-              <w:t>getName</w:t>
-            </w:r>
-            <w:proofErr w:type="spellEnd"/>
-            <w:r>
-              <w:rPr>
-                <w:rFonts w:ascii="Times" w:eastAsia="Times" w:hAnsi="Times" w:cs="Times"/>
-                <w:color w:val="188038"/>
-              </w:rPr>
-              <w:t>()</w:t>
+              <w:t>string getName()</w:t>
             </w:r>
           </w:p>
           <w:p>
@@ -1857,23 +1792,7 @@
                 <w:rFonts w:ascii="Times" w:eastAsia="Times" w:hAnsi="Times" w:cs="Times"/>
                 <w:color w:val="188038"/>
               </w:rPr>
-              <w:t xml:space="preserve">int </w:t>
-            </w:r>
-            <w:proofErr w:type="spellStart"/>
-            <w:r>
-              <w:rPr>
-                <w:rFonts w:ascii="Times" w:eastAsia="Times" w:hAnsi="Times" w:cs="Times"/>
-                <w:color w:val="188038"/>
-              </w:rPr>
-              <w:t>getMemberID</w:t>
-            </w:r>
-            <w:proofErr w:type="spellEnd"/>
-            <w:r>
-              <w:rPr>
-                <w:rFonts w:ascii="Times" w:eastAsia="Times" w:hAnsi="Times" w:cs="Times"/>
-                <w:color w:val="188038"/>
-              </w:rPr>
-              <w:t>()</w:t>
+              <w:t>int getMemberID()</w:t>
             </w:r>
           </w:p>
           <w:p>
@@ -1892,23 +1811,7 @@
                 <w:rFonts w:ascii="Times" w:eastAsia="Times" w:hAnsi="Times" w:cs="Times"/>
                 <w:color w:val="188038"/>
               </w:rPr>
-              <w:t xml:space="preserve">virtual void </w:t>
-            </w:r>
-            <w:proofErr w:type="spellStart"/>
-            <w:r>
-              <w:rPr>
-                <w:rFonts w:ascii="Times" w:eastAsia="Times" w:hAnsi="Times" w:cs="Times"/>
-                <w:color w:val="188038"/>
-              </w:rPr>
-              <w:t>displayRole</w:t>
-            </w:r>
-            <w:proofErr w:type="spellEnd"/>
-            <w:r>
-              <w:rPr>
-                <w:rFonts w:ascii="Times" w:eastAsia="Times" w:hAnsi="Times" w:cs="Times"/>
-                <w:color w:val="188038"/>
-              </w:rPr>
-              <w:t>() = 0;</w:t>
+              <w:t>virtual void displayRole() = 0;</w:t>
             </w:r>
             <w:r>
               <w:rPr>
@@ -1949,7 +1852,13 @@
               <w:rPr>
                 <w:rFonts w:ascii="Times" w:eastAsia="Times" w:hAnsi="Times" w:cs="Times"/>
               </w:rPr>
-              <w:t xml:space="preserve">This acts as an abstract base class. The pure virtual function forces derived classes to override it, demonstrating </w:t>
+              <w:t>This acts as an abstract base class. The pure virtual function forces derived class</w:t>
+            </w:r>
+            <w:r>
+              <w:rPr>
+                <w:rFonts w:ascii="Times" w:eastAsia="Times" w:hAnsi="Times" w:cs="Times"/>
+              </w:rPr>
+              <w:t xml:space="preserve">es to override it, demonstrating </w:t>
             </w:r>
             <w:r>
               <w:rPr>
@@ -2005,7 +1914,6 @@
             </w:pPr>
             <w:bookmarkStart w:id="9" w:name="_heading=h.u4wyn1d04s4n" w:colFirst="0" w:colLast="0"/>
             <w:bookmarkEnd w:id="9"/>
-            <w:proofErr w:type="spellStart"/>
             <w:r>
               <w:rPr>
                 <w:rFonts w:ascii="Times" w:eastAsia="Times" w:hAnsi="Times" w:cs="Times"/>
@@ -2017,21 +1925,7 @@
                 <w:sz w:val="26"/>
                 <w:szCs w:val="26"/>
               </w:rPr>
-              <w:t>AccessCard</w:t>
-            </w:r>
-            <w:proofErr w:type="spellEnd"/>
-            <w:r>
-              <w:rPr>
-                <w:rFonts w:ascii="Times" w:eastAsia="Times" w:hAnsi="Times" w:cs="Times"/>
-                <w:b/>
-                <w:bCs/>
-                <w:i w:val="0"/>
-                <w:iCs w:val="0"/>
-                <w:color w:val="000000"/>
-                <w:sz w:val="26"/>
-                <w:szCs w:val="26"/>
-              </w:rPr>
-              <w:t xml:space="preserve"> Class</w:t>
+              <w:t>AccessCard Class</w:t>
             </w:r>
           </w:p>
           <w:p>
@@ -2082,17 +1976,8 @@
                 <w:rFonts w:ascii="Times" w:eastAsia="Times" w:hAnsi="Times" w:cs="Times"/>
                 <w:color w:val="188038"/>
               </w:rPr>
-              <w:t xml:space="preserve">string </w:t>
-            </w:r>
-            <w:proofErr w:type="spellStart"/>
-            <w:r>
-              <w:rPr>
-                <w:rFonts w:ascii="Times" w:eastAsia="Times" w:hAnsi="Times" w:cs="Times"/>
-                <w:color w:val="188038"/>
-              </w:rPr>
-              <w:t>cardID</w:t>
-            </w:r>
-            <w:proofErr w:type="spellEnd"/>
+              <w:t>string cardID</w:t>
+            </w:r>
           </w:p>
           <w:p>
             <w:pPr>
@@ -2110,17 +1995,8 @@
                 <w:rFonts w:ascii="Times" w:eastAsia="Times" w:hAnsi="Times" w:cs="Times"/>
                 <w:color w:val="188038"/>
               </w:rPr>
-              <w:t xml:space="preserve">int </w:t>
-            </w:r>
-            <w:proofErr w:type="spellStart"/>
-            <w:r>
-              <w:rPr>
-                <w:rFonts w:ascii="Times" w:eastAsia="Times" w:hAnsi="Times" w:cs="Times"/>
-                <w:color w:val="188038"/>
-              </w:rPr>
-              <w:t>accessLevel</w:t>
-            </w:r>
-            <w:proofErr w:type="spellEnd"/>
+              <w:t>int accessLevel</w:t>
+            </w:r>
             <w:r>
               <w:rPr>
                 <w:rFonts w:ascii="Times" w:eastAsia="Times" w:hAnsi="Times" w:cs="Times"/>
@@ -2157,53 +2033,12 @@
                 <w:rFonts w:ascii="Times" w:eastAsia="Times" w:hAnsi="Times" w:cs="Times"/>
               </w:rPr>
             </w:pPr>
-            <w:proofErr w:type="spellStart"/>
             <w:r>
               <w:rPr>
                 <w:rFonts w:ascii="Times" w:eastAsia="Times" w:hAnsi="Times" w:cs="Times"/>
                 <w:color w:val="188038"/>
               </w:rPr>
-              <w:t>AccessCard</w:t>
-            </w:r>
-            <w:proofErr w:type="spellEnd"/>
-            <w:r>
-              <w:rPr>
-                <w:rFonts w:ascii="Times" w:eastAsia="Times" w:hAnsi="Times" w:cs="Times"/>
-                <w:color w:val="188038"/>
-              </w:rPr>
-              <w:t xml:space="preserve">(string </w:t>
-            </w:r>
-            <w:proofErr w:type="spellStart"/>
-            <w:r>
-              <w:rPr>
-                <w:rFonts w:ascii="Times" w:eastAsia="Times" w:hAnsi="Times" w:cs="Times"/>
-                <w:color w:val="188038"/>
-              </w:rPr>
-              <w:t>cardID</w:t>
-            </w:r>
-            <w:proofErr w:type="spellEnd"/>
-            <w:r>
-              <w:rPr>
-                <w:rFonts w:ascii="Times" w:eastAsia="Times" w:hAnsi="Times" w:cs="Times"/>
-                <w:color w:val="188038"/>
-              </w:rPr>
-              <w:t xml:space="preserve">, int </w:t>
-            </w:r>
-            <w:proofErr w:type="spellStart"/>
-            <w:r>
-              <w:rPr>
-                <w:rFonts w:ascii="Times" w:eastAsia="Times" w:hAnsi="Times" w:cs="Times"/>
-                <w:color w:val="188038"/>
-              </w:rPr>
-              <w:t>accessLevel</w:t>
-            </w:r>
-            <w:proofErr w:type="spellEnd"/>
-            <w:r>
-              <w:rPr>
-                <w:rFonts w:ascii="Times" w:eastAsia="Times" w:hAnsi="Times" w:cs="Times"/>
-                <w:color w:val="188038"/>
-              </w:rPr>
-              <w:t>)</w:t>
+              <w:t>AccessCard(string cardID, int accessLevel)</w:t>
             </w:r>
           </w:p>
           <w:p>
@@ -2221,23 +2056,7 @@
                 <w:rFonts w:ascii="Times" w:eastAsia="Times" w:hAnsi="Times" w:cs="Times"/>
                 <w:color w:val="188038"/>
               </w:rPr>
-              <w:t xml:space="preserve">string </w:t>
-            </w:r>
-            <w:proofErr w:type="spellStart"/>
-            <w:r>
-              <w:rPr>
-                <w:rFonts w:ascii="Times" w:eastAsia="Times" w:hAnsi="Times" w:cs="Times"/>
-                <w:color w:val="188038"/>
-              </w:rPr>
-              <w:t>getCardID</w:t>
-            </w:r>
-            <w:proofErr w:type="spellEnd"/>
-            <w:r>
-              <w:rPr>
-                <w:rFonts w:ascii="Times" w:eastAsia="Times" w:hAnsi="Times" w:cs="Times"/>
-                <w:color w:val="188038"/>
-              </w:rPr>
-              <w:t>()</w:t>
+              <w:t>string getCardID()</w:t>
             </w:r>
           </w:p>
           <w:p>
@@ -2255,23 +2074,7 @@
                 <w:rFonts w:ascii="Times" w:eastAsia="Times" w:hAnsi="Times" w:cs="Times"/>
                 <w:color w:val="188038"/>
               </w:rPr>
-              <w:t xml:space="preserve">int </w:t>
-            </w:r>
-            <w:proofErr w:type="spellStart"/>
-            <w:r>
-              <w:rPr>
-                <w:rFonts w:ascii="Times" w:eastAsia="Times" w:hAnsi="Times" w:cs="Times"/>
-                <w:color w:val="188038"/>
-              </w:rPr>
-              <w:t>getAccessLevel</w:t>
-            </w:r>
-            <w:proofErr w:type="spellEnd"/>
-            <w:r>
-              <w:rPr>
-                <w:rFonts w:ascii="Times" w:eastAsia="Times" w:hAnsi="Times" w:cs="Times"/>
-                <w:color w:val="188038"/>
-              </w:rPr>
-              <w:t>()</w:t>
+              <w:t>int getAccessLevel()</w:t>
             </w:r>
           </w:p>
           <w:p>
@@ -2290,23 +2093,7 @@
                 <w:rFonts w:ascii="Times" w:eastAsia="Times" w:hAnsi="Times" w:cs="Times"/>
                 <w:color w:val="188038"/>
               </w:rPr>
-              <w:t xml:space="preserve">void </w:t>
-            </w:r>
-            <w:proofErr w:type="spellStart"/>
-            <w:r>
-              <w:rPr>
-                <w:rFonts w:ascii="Times" w:eastAsia="Times" w:hAnsi="Times" w:cs="Times"/>
-                <w:color w:val="188038"/>
-              </w:rPr>
-              <w:t>displayCardInfo</w:t>
-            </w:r>
-            <w:proofErr w:type="spellEnd"/>
-            <w:r>
-              <w:rPr>
-                <w:rFonts w:ascii="Times" w:eastAsia="Times" w:hAnsi="Times" w:cs="Times"/>
-                <w:color w:val="188038"/>
-              </w:rPr>
-              <w:t>()</w:t>
+              <w:t>void displayCardInfo()</w:t>
             </w:r>
           </w:p>
           <w:p>
@@ -2367,35 +2154,7 @@
                 <w:sz w:val="26"/>
                 <w:szCs w:val="26"/>
               </w:rPr>
-              <w:t xml:space="preserve">Student Class (Virtually Derived from </w:t>
-            </w:r>
-            <w:proofErr w:type="spellStart"/>
-            <w:r>
-              <w:rPr>
-                <w:rFonts w:ascii="Times" w:eastAsia="Times" w:hAnsi="Times" w:cs="Times"/>
-                <w:b/>
-                <w:bCs/>
-                <w:i w:val="0"/>
-                <w:iCs w:val="0"/>
-                <w:color w:val="000000"/>
-                <w:sz w:val="26"/>
-                <w:szCs w:val="26"/>
-              </w:rPr>
-              <w:t>UniversityMember</w:t>
-            </w:r>
-            <w:proofErr w:type="spellEnd"/>
-            <w:r>
-              <w:rPr>
-                <w:rFonts w:ascii="Times" w:eastAsia="Times" w:hAnsi="Times" w:cs="Times"/>
-                <w:b/>
-                <w:bCs/>
-                <w:i w:val="0"/>
-                <w:iCs w:val="0"/>
-                <w:color w:val="000000"/>
-                <w:sz w:val="26"/>
-                <w:szCs w:val="26"/>
-              </w:rPr>
-              <w:t>)</w:t>
+              <w:t>Student Class (Virtually Derived from UniversityMember)</w:t>
             </w:r>
           </w:p>
           <w:p>
@@ -2432,17 +2191,8 @@
                 <w:rFonts w:ascii="Times" w:eastAsia="Times" w:hAnsi="Times" w:cs="Times"/>
                 <w:color w:val="188038"/>
               </w:rPr>
-              <w:t xml:space="preserve">double </w:t>
-            </w:r>
-            <w:proofErr w:type="spellStart"/>
-            <w:r>
-              <w:rPr>
-                <w:rFonts w:ascii="Times" w:eastAsia="Times" w:hAnsi="Times" w:cs="Times"/>
-                <w:color w:val="188038"/>
-              </w:rPr>
-              <w:t>cgpa</w:t>
-            </w:r>
-            <w:proofErr w:type="spellEnd"/>
+              <w:t>double cgpa</w:t>
+            </w:r>
           </w:p>
           <w:p>
             <w:pPr>
@@ -2478,39 +2228,7 @@
                 <w:rFonts w:ascii="Times" w:eastAsia="Times" w:hAnsi="Times" w:cs="Times"/>
                 <w:color w:val="188038"/>
               </w:rPr>
-              <w:t xml:space="preserve">Student(string name, int </w:t>
-            </w:r>
-            <w:proofErr w:type="spellStart"/>
-            <w:r>
-              <w:rPr>
-                <w:rFonts w:ascii="Times" w:eastAsia="Times" w:hAnsi="Times" w:cs="Times"/>
-                <w:color w:val="188038"/>
-              </w:rPr>
-              <w:t>memberID</w:t>
-            </w:r>
-            <w:proofErr w:type="spellEnd"/>
-            <w:r>
-              <w:rPr>
-                <w:rFonts w:ascii="Times" w:eastAsia="Times" w:hAnsi="Times" w:cs="Times"/>
-                <w:color w:val="188038"/>
-              </w:rPr>
-              <w:t xml:space="preserve">, double </w:t>
-            </w:r>
-            <w:proofErr w:type="spellStart"/>
-            <w:r>
-              <w:rPr>
-                <w:rFonts w:ascii="Times" w:eastAsia="Times" w:hAnsi="Times" w:cs="Times"/>
-                <w:color w:val="188038"/>
-              </w:rPr>
-              <w:t>cgpa</w:t>
-            </w:r>
-            <w:proofErr w:type="spellEnd"/>
-            <w:r>
-              <w:rPr>
-                <w:rFonts w:ascii="Times" w:eastAsia="Times" w:hAnsi="Times" w:cs="Times"/>
-                <w:color w:val="188038"/>
-              </w:rPr>
-              <w:t>)</w:t>
+              <w:t>Student(string name, int memberID, double cgpa)</w:t>
             </w:r>
           </w:p>
           <w:p>
@@ -2528,23 +2246,7 @@
                 <w:rFonts w:ascii="Times" w:eastAsia="Times" w:hAnsi="Times" w:cs="Times"/>
                 <w:color w:val="188038"/>
               </w:rPr>
-              <w:t xml:space="preserve">double </w:t>
-            </w:r>
-            <w:proofErr w:type="spellStart"/>
-            <w:r>
-              <w:rPr>
-                <w:rFonts w:ascii="Times" w:eastAsia="Times" w:hAnsi="Times" w:cs="Times"/>
-                <w:color w:val="188038"/>
-              </w:rPr>
-              <w:t>getCGPA</w:t>
-            </w:r>
-            <w:proofErr w:type="spellEnd"/>
-            <w:r>
-              <w:rPr>
-                <w:rFonts w:ascii="Times" w:eastAsia="Times" w:hAnsi="Times" w:cs="Times"/>
-                <w:color w:val="188038"/>
-              </w:rPr>
-              <w:t>()</w:t>
+              <w:t>double getCGPA()</w:t>
             </w:r>
           </w:p>
           <w:p>
@@ -2562,39 +2264,7 @@
                 <w:rFonts w:ascii="Times" w:eastAsia="Times" w:hAnsi="Times" w:cs="Times"/>
                 <w:color w:val="188038"/>
               </w:rPr>
-              <w:t xml:space="preserve">void </w:t>
-            </w:r>
-            <w:proofErr w:type="spellStart"/>
-            <w:r>
-              <w:rPr>
-                <w:rFonts w:ascii="Times" w:eastAsia="Times" w:hAnsi="Times" w:cs="Times"/>
-                <w:color w:val="188038"/>
-              </w:rPr>
-              <w:t>updateCGPA</w:t>
-            </w:r>
-            <w:proofErr w:type="spellEnd"/>
-            <w:r>
-              <w:rPr>
-                <w:rFonts w:ascii="Times" w:eastAsia="Times" w:hAnsi="Times" w:cs="Times"/>
-                <w:color w:val="188038"/>
-              </w:rPr>
-              <w:t xml:space="preserve">(double </w:t>
-            </w:r>
-            <w:proofErr w:type="spellStart"/>
-            <w:r>
-              <w:rPr>
-                <w:rFonts w:ascii="Times" w:eastAsia="Times" w:hAnsi="Times" w:cs="Times"/>
-                <w:color w:val="188038"/>
-              </w:rPr>
-              <w:t>newCGPA</w:t>
-            </w:r>
-            <w:proofErr w:type="spellEnd"/>
-            <w:r>
-              <w:rPr>
-                <w:rFonts w:ascii="Times" w:eastAsia="Times" w:hAnsi="Times" w:cs="Times"/>
-                <w:color w:val="188038"/>
-              </w:rPr>
-              <w:t>)</w:t>
+              <w:t>void updateCGPA(double newCGPA)</w:t>
             </w:r>
           </w:p>
           <w:p>
@@ -2615,23 +2285,7 @@
                 <w:rFonts w:ascii="Times" w:eastAsia="Times" w:hAnsi="Times" w:cs="Times"/>
                 <w:color w:val="188038"/>
               </w:rPr>
-              <w:t xml:space="preserve">void </w:t>
-            </w:r>
-            <w:proofErr w:type="spellStart"/>
-            <w:r>
-              <w:rPr>
-                <w:rFonts w:ascii="Times" w:eastAsia="Times" w:hAnsi="Times" w:cs="Times"/>
-                <w:color w:val="188038"/>
-              </w:rPr>
-              <w:t>displayRole</w:t>
-            </w:r>
-            <w:proofErr w:type="spellEnd"/>
-            <w:r>
-              <w:rPr>
-                <w:rFonts w:ascii="Times" w:eastAsia="Times" w:hAnsi="Times" w:cs="Times"/>
-                <w:color w:val="188038"/>
-              </w:rPr>
-              <w:t>() override</w:t>
+              <w:t>void displayRole() override</w:t>
             </w:r>
             <w:r>
               <w:rPr>
@@ -2675,21 +2329,13 @@
               <w:rPr>
                 <w:rFonts w:ascii="Times" w:eastAsia="Times" w:hAnsi="Times" w:cs="Times"/>
               </w:rPr>
-              <w:t xml:space="preserve">Must use virtual inheritance from </w:t>
-            </w:r>
-            <w:proofErr w:type="spellStart"/>
-            <w:r>
-              <w:rPr>
-                <w:rFonts w:ascii="Times" w:eastAsia="Times" w:hAnsi="Times" w:cs="Times"/>
-              </w:rPr>
-              <w:t>UniversityMember</w:t>
-            </w:r>
-            <w:proofErr w:type="spellEnd"/>
-            <w:r>
-              <w:rPr>
-                <w:rFonts w:ascii="Times" w:eastAsia="Times" w:hAnsi="Times" w:cs="Times"/>
-              </w:rPr>
-              <w:t xml:space="preserve"> to prevent ambiguity later.</w:t>
+              <w:t>Must use virtual inheritance from UniversityMember to prevent ambiguity</w:t>
+            </w:r>
+            <w:r>
+              <w:rPr>
+                <w:rFonts w:ascii="Times" w:eastAsia="Times" w:hAnsi="Times" w:cs="Times"/>
+              </w:rPr>
+              <w:t xml:space="preserve"> later.</w:t>
             </w:r>
           </w:p>
         </w:tc>
@@ -2762,35 +2408,7 @@
                 <w:sz w:val="26"/>
                 <w:szCs w:val="26"/>
               </w:rPr>
-              <w:t xml:space="preserve">Staff Class (Virtually Derived from </w:t>
-            </w:r>
-            <w:proofErr w:type="spellStart"/>
-            <w:r>
-              <w:rPr>
-                <w:rFonts w:ascii="Times" w:eastAsia="Times" w:hAnsi="Times" w:cs="Times"/>
-                <w:b/>
-                <w:bCs/>
-                <w:i w:val="0"/>
-                <w:iCs w:val="0"/>
-                <w:color w:val="000000"/>
-                <w:sz w:val="26"/>
-                <w:szCs w:val="26"/>
-              </w:rPr>
-              <w:t>UniversityMember</w:t>
-            </w:r>
-            <w:proofErr w:type="spellEnd"/>
-            <w:r>
-              <w:rPr>
-                <w:rFonts w:ascii="Times" w:eastAsia="Times" w:hAnsi="Times" w:cs="Times"/>
-                <w:b/>
-                <w:bCs/>
-                <w:i w:val="0"/>
-                <w:iCs w:val="0"/>
-                <w:color w:val="000000"/>
-                <w:sz w:val="26"/>
-                <w:szCs w:val="26"/>
-              </w:rPr>
-              <w:t>)</w:t>
+              <w:t>Staff Class (Virtually Derived from UniversityMember)</w:t>
             </w:r>
           </w:p>
           <w:p>
@@ -2841,21 +2459,12 @@
                 <w:rFonts w:ascii="Times New Roman" w:eastAsia="Times New Roman" w:hAnsi="Times New Roman" w:cs="Times New Roman"/>
               </w:rPr>
             </w:pPr>
-            <w:proofErr w:type="spellStart"/>
             <w:r>
               <w:rPr>
                 <w:rFonts w:ascii="Times" w:eastAsia="Times" w:hAnsi="Times" w:cs="Times"/>
                 <w:color w:val="188038"/>
               </w:rPr>
-              <w:t>AccessCard</w:t>
-            </w:r>
-            <w:proofErr w:type="spellEnd"/>
-            <w:r>
-              <w:rPr>
-                <w:rFonts w:ascii="Times" w:eastAsia="Times" w:hAnsi="Times" w:cs="Times"/>
-                <w:color w:val="188038"/>
-              </w:rPr>
-              <w:t xml:space="preserve"> card</w:t>
+              <w:t>AccessCard card</w:t>
             </w:r>
             <w:r>
               <w:rPr>
@@ -2913,39 +2522,7 @@
                 <w:color w:val="188038"/>
               </w:rPr>
               <w:lastRenderedPageBreak/>
-              <w:t xml:space="preserve">Staff(string name, int </w:t>
-            </w:r>
-            <w:proofErr w:type="spellStart"/>
-            <w:r>
-              <w:rPr>
-                <w:rFonts w:ascii="Times" w:eastAsia="Times" w:hAnsi="Times" w:cs="Times"/>
-                <w:color w:val="188038"/>
-              </w:rPr>
-              <w:t>memberID</w:t>
-            </w:r>
-            <w:proofErr w:type="spellEnd"/>
-            <w:r>
-              <w:rPr>
-                <w:rFonts w:ascii="Times" w:eastAsia="Times" w:hAnsi="Times" w:cs="Times"/>
-                <w:color w:val="188038"/>
-              </w:rPr>
-              <w:t xml:space="preserve">, double salary, </w:t>
-            </w:r>
-            <w:proofErr w:type="spellStart"/>
-            <w:r>
-              <w:rPr>
-                <w:rFonts w:ascii="Times" w:eastAsia="Times" w:hAnsi="Times" w:cs="Times"/>
-                <w:color w:val="188038"/>
-              </w:rPr>
-              <w:t>AccessCard</w:t>
-            </w:r>
-            <w:proofErr w:type="spellEnd"/>
-            <w:r>
-              <w:rPr>
-                <w:rFonts w:ascii="Times" w:eastAsia="Times" w:hAnsi="Times" w:cs="Times"/>
-                <w:color w:val="188038"/>
-              </w:rPr>
-              <w:t xml:space="preserve"> card)</w:t>
+              <w:t>Staff(string name, int memberID, double salary, AccessCard card)</w:t>
             </w:r>
           </w:p>
           <w:p>
@@ -2963,23 +2540,7 @@
                 <w:rFonts w:ascii="Times" w:eastAsia="Times" w:hAnsi="Times" w:cs="Times"/>
                 <w:color w:val="188038"/>
               </w:rPr>
-              <w:t xml:space="preserve">double </w:t>
-            </w:r>
-            <w:proofErr w:type="spellStart"/>
-            <w:r>
-              <w:rPr>
-                <w:rFonts w:ascii="Times" w:eastAsia="Times" w:hAnsi="Times" w:cs="Times"/>
-                <w:color w:val="188038"/>
-              </w:rPr>
-              <w:t>getSalary</w:t>
-            </w:r>
-            <w:proofErr w:type="spellEnd"/>
-            <w:r>
-              <w:rPr>
-                <w:rFonts w:ascii="Times" w:eastAsia="Times" w:hAnsi="Times" w:cs="Times"/>
-                <w:color w:val="188038"/>
-              </w:rPr>
-              <w:t>()</w:t>
+              <w:t>double getSalary()</w:t>
             </w:r>
           </w:p>
           <w:p>
@@ -2999,21 +2560,12 @@
               </w:rPr>
               <w:t xml:space="preserve">void </w:t>
             </w:r>
-            <w:proofErr w:type="spellStart"/>
             <w:r>
               <w:rPr>
                 <w:rFonts w:ascii="Times" w:eastAsia="Times" w:hAnsi="Times" w:cs="Times"/>
                 <w:color w:val="188038"/>
               </w:rPr>
-              <w:t>displayRole</w:t>
-            </w:r>
-            <w:proofErr w:type="spellEnd"/>
-            <w:r>
-              <w:rPr>
-                <w:rFonts w:ascii="Times" w:eastAsia="Times" w:hAnsi="Times" w:cs="Times"/>
-                <w:color w:val="188038"/>
-              </w:rPr>
-              <w:t>() override</w:t>
+              <w:t>displayRole() override</w:t>
             </w:r>
             <w:r>
               <w:rPr>
@@ -3038,23 +2590,7 @@
                 <w:rFonts w:ascii="Times" w:eastAsia="Times" w:hAnsi="Times" w:cs="Times"/>
                 <w:color w:val="188038"/>
               </w:rPr>
-              <w:t xml:space="preserve">void </w:t>
-            </w:r>
-            <w:proofErr w:type="spellStart"/>
-            <w:r>
-              <w:rPr>
-                <w:rFonts w:ascii="Times" w:eastAsia="Times" w:hAnsi="Times" w:cs="Times"/>
-                <w:color w:val="188038"/>
-              </w:rPr>
-              <w:t>displayCard</w:t>
-            </w:r>
-            <w:proofErr w:type="spellEnd"/>
-            <w:r>
-              <w:rPr>
-                <w:rFonts w:ascii="Times" w:eastAsia="Times" w:hAnsi="Times" w:cs="Times"/>
-                <w:color w:val="188038"/>
-              </w:rPr>
-              <w:t>()</w:t>
+              <w:t>void displayCard()</w:t>
             </w:r>
           </w:p>
           <w:p>
@@ -3086,35 +2622,7 @@
               <w:rPr>
                 <w:rFonts w:ascii="Times" w:eastAsia="Times" w:hAnsi="Times" w:cs="Times"/>
               </w:rPr>
-              <w:t xml:space="preserve"> Must use virtual inheritance from </w:t>
-            </w:r>
-            <w:proofErr w:type="spellStart"/>
-            <w:r>
-              <w:rPr>
-                <w:rFonts w:ascii="Times" w:eastAsia="Times" w:hAnsi="Times" w:cs="Times"/>
-              </w:rPr>
-              <w:t>UniversityMember</w:t>
-            </w:r>
-            <w:proofErr w:type="spellEnd"/>
-            <w:r>
-              <w:rPr>
-                <w:rFonts w:ascii="Times" w:eastAsia="Times" w:hAnsi="Times" w:cs="Times"/>
-              </w:rPr>
-              <w:t xml:space="preserve">. The inclusion of </w:t>
-            </w:r>
-            <w:proofErr w:type="spellStart"/>
-            <w:r>
-              <w:rPr>
-                <w:rFonts w:ascii="Times" w:eastAsia="Times" w:hAnsi="Times" w:cs="Times"/>
-              </w:rPr>
-              <w:t>AccessCard</w:t>
-            </w:r>
-            <w:proofErr w:type="spellEnd"/>
-            <w:r>
-              <w:rPr>
-                <w:rFonts w:ascii="Times" w:eastAsia="Times" w:hAnsi="Times" w:cs="Times"/>
-              </w:rPr>
-              <w:t xml:space="preserve"> demonstrates composition.</w:t>
+              <w:t xml:space="preserve"> Must use virtual inheritance from UniversityMember. The inclusion of AccessCard demonstrates composition.</w:t>
             </w:r>
           </w:p>
           <w:p>
@@ -3163,7 +2671,6 @@
                 <w:szCs w:val="26"/>
               </w:rPr>
             </w:pPr>
-            <w:proofErr w:type="spellStart"/>
             <w:r>
               <w:rPr>
                 <w:rFonts w:ascii="Times" w:eastAsia="Times" w:hAnsi="Times" w:cs="Times"/>
@@ -3178,7 +2685,6 @@
               <w:lastRenderedPageBreak/>
               <w:t>TeachingAssistant</w:t>
             </w:r>
-            <w:proofErr w:type="spellEnd"/>
             <w:r>
               <w:rPr>
                 <w:rFonts w:ascii="Times" w:eastAsia="Times" w:hAnsi="Times" w:cs="Times"/>
@@ -3228,17 +2734,8 @@
                 <w:rFonts w:ascii="Times" w:eastAsia="Times" w:hAnsi="Times" w:cs="Times"/>
                 <w:color w:val="188038"/>
               </w:rPr>
-              <w:t xml:space="preserve">int </w:t>
-            </w:r>
-            <w:proofErr w:type="spellStart"/>
-            <w:r>
-              <w:rPr>
-                <w:rFonts w:ascii="Times" w:eastAsia="Times" w:hAnsi="Times" w:cs="Times"/>
-                <w:color w:val="188038"/>
-              </w:rPr>
-              <w:t>workingHours</w:t>
-            </w:r>
-            <w:proofErr w:type="spellEnd"/>
+              <w:t>int workingHours</w:t>
+            </w:r>
           </w:p>
           <w:p>
             <w:pPr>
@@ -3269,93 +2766,20 @@
                 <w:rFonts w:ascii="Times" w:eastAsia="Times" w:hAnsi="Times" w:cs="Times"/>
               </w:rPr>
             </w:pPr>
-            <w:proofErr w:type="spellStart"/>
             <w:r>
               <w:rPr>
                 <w:rFonts w:ascii="Times" w:eastAsia="Times" w:hAnsi="Times" w:cs="Times"/>
                 <w:color w:val="188038"/>
               </w:rPr>
-              <w:t>TeachingAssistant</w:t>
-            </w:r>
-            <w:proofErr w:type="spellEnd"/>
+              <w:t xml:space="preserve">TeachingAssistant(string name, int memberID, double cgpa, double </w:t>
+            </w:r>
             <w:r>
               <w:rPr>
                 <w:rFonts w:ascii="Times" w:eastAsia="Times" w:hAnsi="Times" w:cs="Times"/>
                 <w:color w:val="188038"/>
               </w:rPr>
-              <w:t xml:space="preserve">(string name, int </w:t>
-            </w:r>
-            <w:proofErr w:type="spellStart"/>
-            <w:r>
-              <w:rPr>
-                <w:rFonts w:ascii="Times" w:eastAsia="Times" w:hAnsi="Times" w:cs="Times"/>
-                <w:color w:val="188038"/>
-              </w:rPr>
-              <w:t>memberID</w:t>
-            </w:r>
-            <w:proofErr w:type="spellEnd"/>
-            <w:r>
-              <w:rPr>
-                <w:rFonts w:ascii="Times" w:eastAsia="Times" w:hAnsi="Times" w:cs="Times"/>
-                <w:color w:val="188038"/>
-              </w:rPr>
-              <w:t xml:space="preserve">, double </w:t>
-            </w:r>
-            <w:proofErr w:type="spellStart"/>
-            <w:r>
-              <w:rPr>
-                <w:rFonts w:ascii="Times" w:eastAsia="Times" w:hAnsi="Times" w:cs="Times"/>
-                <w:color w:val="188038"/>
-              </w:rPr>
-              <w:t>cgpa</w:t>
-            </w:r>
-            <w:proofErr w:type="spellEnd"/>
-            <w:r>
-              <w:rPr>
-                <w:rFonts w:ascii="Times" w:eastAsia="Times" w:hAnsi="Times" w:cs="Times"/>
-                <w:color w:val="188038"/>
-              </w:rPr>
-              <w:t xml:space="preserve">, double </w:t>
-            </w:r>
-            <w:r>
-              <w:rPr>
-                <w:rFonts w:ascii="Times" w:eastAsia="Times" w:hAnsi="Times" w:cs="Times"/>
-                <w:color w:val="188038"/>
-              </w:rPr>
               <w:lastRenderedPageBreak/>
-              <w:t xml:space="preserve">salary, </w:t>
-            </w:r>
-            <w:proofErr w:type="spellStart"/>
-            <w:r>
-              <w:rPr>
-                <w:rFonts w:ascii="Times" w:eastAsia="Times" w:hAnsi="Times" w:cs="Times"/>
-                <w:color w:val="188038"/>
-              </w:rPr>
-              <w:t>AccessCard</w:t>
-            </w:r>
-            <w:proofErr w:type="spellEnd"/>
-            <w:r>
-              <w:rPr>
-                <w:rFonts w:ascii="Times" w:eastAsia="Times" w:hAnsi="Times" w:cs="Times"/>
-                <w:color w:val="188038"/>
-              </w:rPr>
-              <w:t xml:space="preserve"> card, int </w:t>
-            </w:r>
-            <w:proofErr w:type="spellStart"/>
-            <w:r>
-              <w:rPr>
-                <w:rFonts w:ascii="Times" w:eastAsia="Times" w:hAnsi="Times" w:cs="Times"/>
-                <w:color w:val="188038"/>
-              </w:rPr>
-              <w:t>workingHours</w:t>
-            </w:r>
-            <w:proofErr w:type="spellEnd"/>
-            <w:r>
-              <w:rPr>
-                <w:rFonts w:ascii="Times" w:eastAsia="Times" w:hAnsi="Times" w:cs="Times"/>
-                <w:color w:val="188038"/>
-              </w:rPr>
-              <w:t>)</w:t>
+              <w:t>salary, AccessCard card, int workingHours)</w:t>
             </w:r>
           </w:p>
           <w:p>
@@ -3373,23 +2797,7 @@
                 <w:rFonts w:ascii="Times" w:eastAsia="Times" w:hAnsi="Times" w:cs="Times"/>
                 <w:color w:val="188038"/>
               </w:rPr>
-              <w:t xml:space="preserve">void </w:t>
-            </w:r>
-            <w:proofErr w:type="spellStart"/>
-            <w:r>
-              <w:rPr>
-                <w:rFonts w:ascii="Times" w:eastAsia="Times" w:hAnsi="Times" w:cs="Times"/>
-                <w:color w:val="188038"/>
-              </w:rPr>
-              <w:t>displayRole</w:t>
-            </w:r>
-            <w:proofErr w:type="spellEnd"/>
-            <w:r>
-              <w:rPr>
-                <w:rFonts w:ascii="Times" w:eastAsia="Times" w:hAnsi="Times" w:cs="Times"/>
-                <w:color w:val="188038"/>
-              </w:rPr>
-              <w:t>() override</w:t>
+              <w:t>void displayRole() override</w:t>
             </w:r>
           </w:p>
           <w:p>
@@ -3407,23 +2815,14 @@
                 <w:rFonts w:ascii="Times" w:eastAsia="Times" w:hAnsi="Times" w:cs="Times"/>
                 <w:color w:val="188038"/>
               </w:rPr>
-              <w:t xml:space="preserve">void </w:t>
-            </w:r>
-            <w:proofErr w:type="spellStart"/>
+              <w:t>void gradeAssignment(int</w:t>
+            </w:r>
             <w:r>
               <w:rPr>
                 <w:rFonts w:ascii="Times" w:eastAsia="Times" w:hAnsi="Times" w:cs="Times"/>
                 <w:color w:val="188038"/>
               </w:rPr>
-              <w:t>gradeAssignment</w:t>
-            </w:r>
-            <w:proofErr w:type="spellEnd"/>
-            <w:r>
-              <w:rPr>
-                <w:rFonts w:ascii="Times" w:eastAsia="Times" w:hAnsi="Times" w:cs="Times"/>
-                <w:color w:val="188038"/>
-              </w:rPr>
-              <w:t>(int score)</w:t>
+              <w:t xml:space="preserve"> score)</w:t>
             </w:r>
           </w:p>
           <w:p>
@@ -3442,39 +2841,7 @@
                 <w:rFonts w:ascii="Times" w:eastAsia="Times" w:hAnsi="Times" w:cs="Times"/>
                 <w:color w:val="188038"/>
               </w:rPr>
-              <w:t xml:space="preserve">void </w:t>
-            </w:r>
-            <w:proofErr w:type="spellStart"/>
-            <w:r>
-              <w:rPr>
-                <w:rFonts w:ascii="Times" w:eastAsia="Times" w:hAnsi="Times" w:cs="Times"/>
-                <w:color w:val="188038"/>
-              </w:rPr>
-              <w:t>gradeAssignment</w:t>
-            </w:r>
-            <w:proofErr w:type="spellEnd"/>
-            <w:r>
-              <w:rPr>
-                <w:rFonts w:ascii="Times" w:eastAsia="Times" w:hAnsi="Times" w:cs="Times"/>
-                <w:color w:val="188038"/>
-              </w:rPr>
-              <w:t xml:space="preserve">(string </w:t>
-            </w:r>
-            <w:proofErr w:type="spellStart"/>
-            <w:r>
-              <w:rPr>
-                <w:rFonts w:ascii="Times" w:eastAsia="Times" w:hAnsi="Times" w:cs="Times"/>
-                <w:color w:val="188038"/>
-              </w:rPr>
-              <w:t>letterGrade</w:t>
-            </w:r>
-            <w:proofErr w:type="spellEnd"/>
-            <w:r>
-              <w:rPr>
-                <w:rFonts w:ascii="Times" w:eastAsia="Times" w:hAnsi="Times" w:cs="Times"/>
-                <w:color w:val="188038"/>
-              </w:rPr>
-              <w:t>)</w:t>
+              <w:t>void gradeAssignment(string letterGrade)</w:t>
             </w:r>
           </w:p>
           <w:p>
@@ -3529,49 +2896,13 @@
               <w:rPr>
                 <w:rFonts w:ascii="Times" w:eastAsia="Times" w:hAnsi="Times" w:cs="Times"/>
               </w:rPr>
-              <w:t xml:space="preserve">. Because Student and Staff virtually inherited from </w:t>
-            </w:r>
-            <w:proofErr w:type="spellStart"/>
-            <w:r>
-              <w:rPr>
-                <w:rFonts w:ascii="Times" w:eastAsia="Times" w:hAnsi="Times" w:cs="Times"/>
-              </w:rPr>
-              <w:t>UniversityMember</w:t>
-            </w:r>
-            <w:proofErr w:type="spellEnd"/>
-            <w:r>
-              <w:rPr>
-                <w:rFonts w:ascii="Times" w:eastAsia="Times" w:hAnsi="Times" w:cs="Times"/>
-              </w:rPr>
-              <w:t xml:space="preserve">, the TA class will only have one instance of the name and </w:t>
-            </w:r>
-            <w:proofErr w:type="spellStart"/>
-            <w:r>
-              <w:rPr>
-                <w:rFonts w:ascii="Times" w:eastAsia="Times" w:hAnsi="Times" w:cs="Times"/>
-              </w:rPr>
-              <w:t>memberID</w:t>
-            </w:r>
-            <w:proofErr w:type="spellEnd"/>
-            <w:r>
-              <w:rPr>
-                <w:rFonts w:ascii="Times" w:eastAsia="Times" w:hAnsi="Times" w:cs="Times"/>
-              </w:rPr>
-              <w:t xml:space="preserve"> attributes. The multiple </w:t>
-            </w:r>
-            <w:proofErr w:type="spellStart"/>
-            <w:r>
-              <w:rPr>
-                <w:rFonts w:ascii="Times" w:eastAsia="Times" w:hAnsi="Times" w:cs="Times"/>
-              </w:rPr>
-              <w:t>gradeAssignment</w:t>
-            </w:r>
-            <w:proofErr w:type="spellEnd"/>
-            <w:r>
-              <w:rPr>
-                <w:rFonts w:ascii="Times" w:eastAsia="Times" w:hAnsi="Times" w:cs="Times"/>
-              </w:rPr>
-              <w:t xml:space="preserve"> methods demonstrate </w:t>
+              <w:t>. Because Student and Staff virtually inherited from UniversityMember, the TA class will only have one instance of the name and mem</w:t>
+            </w:r>
+            <w:r>
+              <w:rPr>
+                <w:rFonts w:ascii="Times" w:eastAsia="Times" w:hAnsi="Times" w:cs="Times"/>
+              </w:rPr>
+              <w:t xml:space="preserve">berID attributes. The multiple gradeAssignment methods demonstrate </w:t>
             </w:r>
             <w:r>
               <w:rPr>
@@ -3623,7 +2954,6 @@
                 <w:szCs w:val="26"/>
               </w:rPr>
             </w:pPr>
-            <w:proofErr w:type="spellStart"/>
             <w:r>
               <w:rPr>
                 <w:rFonts w:ascii="Times" w:eastAsia="Times" w:hAnsi="Times" w:cs="Times"/>
@@ -3636,21 +2966,7 @@
                 <w:szCs w:val="26"/>
               </w:rPr>
               <w:lastRenderedPageBreak/>
-              <w:t>TutoringSession</w:t>
-            </w:r>
-            <w:proofErr w:type="spellEnd"/>
-            <w:r>
-              <w:rPr>
-                <w:rFonts w:ascii="Times" w:eastAsia="Times" w:hAnsi="Times" w:cs="Times"/>
-                <w:b/>
-                <w:bCs/>
-                <w:i w:val="0"/>
-                <w:iCs w:val="0"/>
-                <w:color w:val="000000"/>
-                <w:sz w:val="26"/>
-                <w:szCs w:val="26"/>
-              </w:rPr>
-              <w:t xml:space="preserve"> Class</w:t>
+              <w:t>TutoringSession Class</w:t>
             </w:r>
           </w:p>
           <w:p>
@@ -3687,17 +3003,8 @@
                 <w:rFonts w:ascii="Times" w:eastAsia="Times" w:hAnsi="Times" w:cs="Times"/>
                 <w:color w:val="188038"/>
               </w:rPr>
-              <w:t xml:space="preserve">int </w:t>
-            </w:r>
-            <w:proofErr w:type="spellStart"/>
-            <w:r>
-              <w:rPr>
-                <w:rFonts w:ascii="Times" w:eastAsia="Times" w:hAnsi="Times" w:cs="Times"/>
-                <w:color w:val="188038"/>
-              </w:rPr>
-              <w:t>sessionID</w:t>
-            </w:r>
-            <w:proofErr w:type="spellEnd"/>
+              <w:t>int sessionID</w:t>
+            </w:r>
           </w:p>
           <w:p>
             <w:pPr>
@@ -3714,17 +3021,8 @@
                 <w:rFonts w:ascii="Times" w:eastAsia="Times" w:hAnsi="Times" w:cs="Times"/>
                 <w:color w:val="188038"/>
               </w:rPr>
-              <w:t xml:space="preserve">double </w:t>
-            </w:r>
-            <w:proofErr w:type="spellStart"/>
-            <w:r>
-              <w:rPr>
-                <w:rFonts w:ascii="Times" w:eastAsia="Times" w:hAnsi="Times" w:cs="Times"/>
-                <w:color w:val="188038"/>
-              </w:rPr>
-              <w:t>durationMinutes</w:t>
-            </w:r>
-            <w:proofErr w:type="spellEnd"/>
+              <w:t>double durationMinutes</w:t>
+            </w:r>
           </w:p>
           <w:p>
             <w:pPr>
@@ -3736,21 +3034,12 @@
                 <w:rFonts w:ascii="Times New Roman" w:eastAsia="Times New Roman" w:hAnsi="Times New Roman" w:cs="Times New Roman"/>
               </w:rPr>
             </w:pPr>
-            <w:proofErr w:type="spellStart"/>
             <w:r>
               <w:rPr>
                 <w:rFonts w:ascii="Times" w:eastAsia="Times" w:hAnsi="Times" w:cs="Times"/>
                 <w:color w:val="188038"/>
               </w:rPr>
-              <w:t>TeachingAssistant</w:t>
-            </w:r>
-            <w:proofErr w:type="spellEnd"/>
-            <w:r>
-              <w:rPr>
-                <w:rFonts w:ascii="Times" w:eastAsia="Times" w:hAnsi="Times" w:cs="Times"/>
-                <w:color w:val="188038"/>
-              </w:rPr>
-              <w:t>* ta</w:t>
+              <w:t>TeachingAssistant* ta</w:t>
             </w:r>
             <w:r>
               <w:rPr>
@@ -3842,69 +3131,12 @@
                 <w:rFonts w:ascii="Times" w:eastAsia="Times" w:hAnsi="Times" w:cs="Times"/>
               </w:rPr>
             </w:pPr>
-            <w:proofErr w:type="spellStart"/>
             <w:r>
               <w:rPr>
                 <w:rFonts w:ascii="Times" w:eastAsia="Times" w:hAnsi="Times" w:cs="Times"/>
                 <w:color w:val="188038"/>
               </w:rPr>
-              <w:t>TutoringSession</w:t>
-            </w:r>
-            <w:proofErr w:type="spellEnd"/>
-            <w:r>
-              <w:rPr>
-                <w:rFonts w:ascii="Times" w:eastAsia="Times" w:hAnsi="Times" w:cs="Times"/>
-                <w:color w:val="188038"/>
-              </w:rPr>
-              <w:t xml:space="preserve">(int </w:t>
-            </w:r>
-            <w:proofErr w:type="spellStart"/>
-            <w:r>
-              <w:rPr>
-                <w:rFonts w:ascii="Times" w:eastAsia="Times" w:hAnsi="Times" w:cs="Times"/>
-                <w:color w:val="188038"/>
-              </w:rPr>
-              <w:t>sessionID</w:t>
-            </w:r>
-            <w:proofErr w:type="spellEnd"/>
-            <w:r>
-              <w:rPr>
-                <w:rFonts w:ascii="Times" w:eastAsia="Times" w:hAnsi="Times" w:cs="Times"/>
-                <w:color w:val="188038"/>
-              </w:rPr>
-              <w:t xml:space="preserve">, double </w:t>
-            </w:r>
-            <w:proofErr w:type="spellStart"/>
-            <w:r>
-              <w:rPr>
-                <w:rFonts w:ascii="Times" w:eastAsia="Times" w:hAnsi="Times" w:cs="Times"/>
-                <w:color w:val="188038"/>
-              </w:rPr>
-              <w:t>durationMinutes</w:t>
-            </w:r>
-            <w:proofErr w:type="spellEnd"/>
-            <w:r>
-              <w:rPr>
-                <w:rFonts w:ascii="Times" w:eastAsia="Times" w:hAnsi="Times" w:cs="Times"/>
-                <w:color w:val="188038"/>
-              </w:rPr>
-              <w:t xml:space="preserve">, </w:t>
-            </w:r>
-            <w:proofErr w:type="spellStart"/>
-            <w:r>
-              <w:rPr>
-                <w:rFonts w:ascii="Times" w:eastAsia="Times" w:hAnsi="Times" w:cs="Times"/>
-                <w:color w:val="188038"/>
-              </w:rPr>
-              <w:t>TeachingAssistant</w:t>
-            </w:r>
-            <w:proofErr w:type="spellEnd"/>
-            <w:r>
-              <w:rPr>
-                <w:rFonts w:ascii="Times" w:eastAsia="Times" w:hAnsi="Times" w:cs="Times"/>
-                <w:color w:val="188038"/>
-              </w:rPr>
-              <w:t>* ta, Student* student)</w:t>
+              <w:t>TutoringSession(int sessionID, double durationMinutes, TeachingAssistant* ta, Student* student)</w:t>
             </w:r>
           </w:p>
           <w:p>
@@ -3922,23 +3154,7 @@
                 <w:rFonts w:ascii="Times" w:eastAsia="Times" w:hAnsi="Times" w:cs="Times"/>
                 <w:color w:val="188038"/>
               </w:rPr>
-              <w:t xml:space="preserve">double </w:t>
-            </w:r>
-            <w:proofErr w:type="spellStart"/>
-            <w:r>
-              <w:rPr>
-                <w:rFonts w:ascii="Times" w:eastAsia="Times" w:hAnsi="Times" w:cs="Times"/>
-                <w:color w:val="188038"/>
-              </w:rPr>
-              <w:t>getDuration</w:t>
-            </w:r>
-            <w:proofErr w:type="spellEnd"/>
-            <w:r>
-              <w:rPr>
-                <w:rFonts w:ascii="Times" w:eastAsia="Times" w:hAnsi="Times" w:cs="Times"/>
-                <w:color w:val="188038"/>
-              </w:rPr>
-              <w:t>()</w:t>
+              <w:t>double getDuration()</w:t>
             </w:r>
           </w:p>
           <w:p>
@@ -3956,23 +3172,7 @@
                 <w:rFonts w:ascii="Times" w:eastAsia="Times" w:hAnsi="Times" w:cs="Times"/>
                 <w:color w:val="188038"/>
               </w:rPr>
-              <w:t xml:space="preserve">void </w:t>
-            </w:r>
-            <w:proofErr w:type="spellStart"/>
-            <w:r>
-              <w:rPr>
-                <w:rFonts w:ascii="Times" w:eastAsia="Times" w:hAnsi="Times" w:cs="Times"/>
-                <w:color w:val="188038"/>
-              </w:rPr>
-              <w:t>displaySession</w:t>
-            </w:r>
-            <w:proofErr w:type="spellEnd"/>
-            <w:r>
-              <w:rPr>
-                <w:rFonts w:ascii="Times" w:eastAsia="Times" w:hAnsi="Times" w:cs="Times"/>
-                <w:color w:val="188038"/>
-              </w:rPr>
-              <w:t>()</w:t>
+              <w:t>void displaySession()</w:t>
             </w:r>
           </w:p>
           <w:p>
@@ -3986,37 +3186,19 @@
                 <w:rFonts w:ascii="Times New Roman" w:eastAsia="Times New Roman" w:hAnsi="Times New Roman" w:cs="Times New Roman"/>
               </w:rPr>
             </w:pPr>
-            <w:proofErr w:type="spellStart"/>
             <w:r>
               <w:rPr>
                 <w:rFonts w:ascii="Times" w:eastAsia="Times" w:hAnsi="Times" w:cs="Times"/>
                 <w:color w:val="188038"/>
               </w:rPr>
-              <w:t>TutoringSession</w:t>
-            </w:r>
-            <w:proofErr w:type="spellEnd"/>
+              <w:t>TutoringSession operator+(const TutoringSession&amp; other)</w:t>
+            </w:r>
             <w:r>
               <w:rPr>
                 <w:rFonts w:ascii="Times" w:eastAsia="Times" w:hAnsi="Times" w:cs="Times"/>
                 <w:color w:val="188038"/>
               </w:rPr>
-              <w:t xml:space="preserve"> operator+(const </w:t>
-            </w:r>
-            <w:proofErr w:type="spellStart"/>
-            <w:r>
-              <w:rPr>
-                <w:rFonts w:ascii="Times" w:eastAsia="Times" w:hAnsi="Times" w:cs="Times"/>
-                <w:color w:val="188038"/>
-              </w:rPr>
-              <w:t>TutoringSession</w:t>
-            </w:r>
-            <w:proofErr w:type="spellEnd"/>
-            <w:r>
-              <w:rPr>
-                <w:rFonts w:ascii="Times" w:eastAsia="Times" w:hAnsi="Times" w:cs="Times"/>
-                <w:color w:val="188038"/>
-              </w:rPr>
-              <w:t>&amp; other);</w:t>
+              <w:t>;</w:t>
             </w:r>
             <w:r>
               <w:rPr>
@@ -4073,7 +3255,6 @@
               </w:rPr>
               <w:t xml:space="preserve"> operator allows two sessions to be merged, returning a new </w:t>
             </w:r>
-            <w:proofErr w:type="spellStart"/>
             <w:r>
               <w:rPr>
                 <w:rFonts w:ascii="Times" w:eastAsia="Times" w:hAnsi="Times" w:cs="Times"/>
@@ -4081,14 +3262,12 @@
               </w:rPr>
               <w:t>TutoringSession</w:t>
             </w:r>
-            <w:proofErr w:type="spellEnd"/>
             <w:r>
               <w:rPr>
                 <w:rFonts w:ascii="Times" w:eastAsia="Times" w:hAnsi="Times" w:cs="Times"/>
               </w:rPr>
               <w:t xml:space="preserve"> object where the </w:t>
             </w:r>
-            <w:proofErr w:type="spellStart"/>
             <w:r>
               <w:rPr>
                 <w:rFonts w:ascii="Times" w:eastAsia="Times" w:hAnsi="Times" w:cs="Times"/>
@@ -4096,7 +3275,6 @@
               </w:rPr>
               <w:t>durationMinutes</w:t>
             </w:r>
-            <w:proofErr w:type="spellEnd"/>
             <w:r>
               <w:rPr>
                 <w:rFonts w:ascii="Times" w:eastAsia="Times" w:hAnsi="Times" w:cs="Times"/>
@@ -4138,39 +3316,14 @@
                 <w:rFonts w:ascii="Times" w:eastAsia="Times" w:hAnsi="Times" w:cs="Times"/>
                 <w:color w:val="188038"/>
               </w:rPr>
-              <w:t>bool operator&gt;(</w:t>
-            </w:r>
-            <w:proofErr w:type="spellStart"/>
+              <w:t xml:space="preserve">bool operator&gt;(TutoringSession s1, </w:t>
+            </w:r>
             <w:r>
               <w:rPr>
                 <w:rFonts w:ascii="Times" w:eastAsia="Times" w:hAnsi="Times" w:cs="Times"/>
                 <w:color w:val="188038"/>
               </w:rPr>
-              <w:t>TutoringSession</w:t>
-            </w:r>
-            <w:proofErr w:type="spellEnd"/>
-            <w:r>
-              <w:rPr>
-                <w:rFonts w:ascii="Times" w:eastAsia="Times" w:hAnsi="Times" w:cs="Times"/>
-                <w:color w:val="188038"/>
-              </w:rPr>
-              <w:t xml:space="preserve"> s1, </w:t>
-            </w:r>
-            <w:proofErr w:type="spellStart"/>
-            <w:r>
-              <w:rPr>
-                <w:rFonts w:ascii="Times" w:eastAsia="Times" w:hAnsi="Times" w:cs="Times"/>
-                <w:color w:val="188038"/>
-              </w:rPr>
-              <w:t>TutoringSession</w:t>
-            </w:r>
-            <w:proofErr w:type="spellEnd"/>
-            <w:r>
-              <w:rPr>
-                <w:rFonts w:ascii="Times" w:eastAsia="Times" w:hAnsi="Times" w:cs="Times"/>
-                <w:color w:val="188038"/>
-              </w:rPr>
-              <w:t xml:space="preserve"> s2);</w:t>
+              <w:t>TutoringSession s2);</w:t>
             </w:r>
             <w:r>
               <w:rPr>
@@ -4362,19 +3515,8 @@
                 <w:iCs w:val="0"/>
                 <w:color w:val="188038"/>
               </w:rPr>
-              <w:t xml:space="preserve">string </w:t>
-            </w:r>
-            <w:proofErr w:type="spellStart"/>
-            <w:r>
-              <w:rPr>
-                <w:rFonts w:ascii="Times" w:eastAsia="Times" w:hAnsi="Times" w:cs="Times"/>
-                <w:i w:val="0"/>
-                <w:iCs w:val="0"/>
-                <w:color w:val="188038"/>
-              </w:rPr>
-              <w:t>departmentName</w:t>
-            </w:r>
-            <w:proofErr w:type="spellEnd"/>
+              <w:t>string departmentName</w:t>
+            </w:r>
           </w:p>
           <w:p>
             <w:pPr>
@@ -4394,7 +3536,6 @@
                 <w:color w:val="000000"/>
               </w:rPr>
             </w:pPr>
-            <w:proofErr w:type="spellStart"/>
             <w:r>
               <w:rPr>
                 <w:rFonts w:ascii="Times" w:eastAsia="Times" w:hAnsi="Times" w:cs="Times"/>
@@ -4403,17 +3544,7 @@
                 <w:color w:val="188038"/>
               </w:rPr>
               <w:lastRenderedPageBreak/>
-              <w:t>UniversityMember</w:t>
-            </w:r>
-            <w:proofErr w:type="spellEnd"/>
-            <w:r>
-              <w:rPr>
-                <w:rFonts w:ascii="Times" w:eastAsia="Times" w:hAnsi="Times" w:cs="Times"/>
-                <w:i w:val="0"/>
-                <w:iCs w:val="0"/>
-                <w:color w:val="188038"/>
-              </w:rPr>
-              <w:t>* members[50]</w:t>
+              <w:t>UniversityMember* members[50]</w:t>
             </w:r>
             <w:r>
               <w:rPr>
@@ -4490,19 +3621,8 @@
                 <w:iCs w:val="0"/>
                 <w:color w:val="188038"/>
               </w:rPr>
-              <w:t xml:space="preserve">int </w:t>
-            </w:r>
-            <w:proofErr w:type="spellStart"/>
-            <w:r>
-              <w:rPr>
-                <w:rFonts w:ascii="Times" w:eastAsia="Times" w:hAnsi="Times" w:cs="Times"/>
-                <w:i w:val="0"/>
-                <w:iCs w:val="0"/>
-                <w:color w:val="188038"/>
-              </w:rPr>
-              <w:t>memberCount</w:t>
-            </w:r>
-            <w:proofErr w:type="spellEnd"/>
+              <w:t>int memberCount</w:t>
+            </w:r>
             <w:r>
               <w:rPr>
                 <w:rFonts w:ascii="Times" w:eastAsia="Times" w:hAnsi="Times" w:cs="Times"/>
@@ -4566,27 +3686,7 @@
                 <w:iCs w:val="0"/>
                 <w:color w:val="188038"/>
               </w:rPr>
-              <w:t xml:space="preserve">Department(string </w:t>
-            </w:r>
-            <w:proofErr w:type="spellStart"/>
-            <w:r>
-              <w:rPr>
-                <w:rFonts w:ascii="Times" w:eastAsia="Times" w:hAnsi="Times" w:cs="Times"/>
-                <w:i w:val="0"/>
-                <w:iCs w:val="0"/>
-                <w:color w:val="188038"/>
-              </w:rPr>
-              <w:t>departmentName</w:t>
-            </w:r>
-            <w:proofErr w:type="spellEnd"/>
-            <w:r>
-              <w:rPr>
-                <w:rFonts w:ascii="Times" w:eastAsia="Times" w:hAnsi="Times" w:cs="Times"/>
-                <w:i w:val="0"/>
-                <w:iCs w:val="0"/>
-                <w:color w:val="188038"/>
-              </w:rPr>
-              <w:t>)</w:t>
+              <w:t>Department(string departmentName)</w:t>
             </w:r>
           </w:p>
           <w:p>
@@ -4614,47 +3714,7 @@
                 <w:iCs w:val="0"/>
                 <w:color w:val="188038"/>
               </w:rPr>
-              <w:t xml:space="preserve">void </w:t>
-            </w:r>
-            <w:proofErr w:type="spellStart"/>
-            <w:r>
-              <w:rPr>
-                <w:rFonts w:ascii="Times" w:eastAsia="Times" w:hAnsi="Times" w:cs="Times"/>
-                <w:i w:val="0"/>
-                <w:iCs w:val="0"/>
-                <w:color w:val="188038"/>
-              </w:rPr>
-              <w:t>addMember</w:t>
-            </w:r>
-            <w:proofErr w:type="spellEnd"/>
-            <w:r>
-              <w:rPr>
-                <w:rFonts w:ascii="Times" w:eastAsia="Times" w:hAnsi="Times" w:cs="Times"/>
-                <w:i w:val="0"/>
-                <w:iCs w:val="0"/>
-                <w:color w:val="188038"/>
-              </w:rPr>
-              <w:t>(</w:t>
-            </w:r>
-            <w:proofErr w:type="spellStart"/>
-            <w:r>
-              <w:rPr>
-                <w:rFonts w:ascii="Times" w:eastAsia="Times" w:hAnsi="Times" w:cs="Times"/>
-                <w:i w:val="0"/>
-                <w:iCs w:val="0"/>
-                <w:color w:val="188038"/>
-              </w:rPr>
-              <w:t>UniversityMember</w:t>
-            </w:r>
-            <w:proofErr w:type="spellEnd"/>
-            <w:r>
-              <w:rPr>
-                <w:rFonts w:ascii="Times" w:eastAsia="Times" w:hAnsi="Times" w:cs="Times"/>
-                <w:i w:val="0"/>
-                <w:iCs w:val="0"/>
-                <w:color w:val="188038"/>
-              </w:rPr>
-              <w:t>* member)</w:t>
+              <w:t>void addMember(UniversityMember* member)</w:t>
             </w:r>
           </w:p>
           <w:p>
@@ -4682,27 +3742,7 @@
                 <w:iCs w:val="0"/>
                 <w:color w:val="188038"/>
               </w:rPr>
-              <w:t xml:space="preserve">void </w:t>
-            </w:r>
-            <w:proofErr w:type="spellStart"/>
-            <w:r>
-              <w:rPr>
-                <w:rFonts w:ascii="Times" w:eastAsia="Times" w:hAnsi="Times" w:cs="Times"/>
-                <w:i w:val="0"/>
-                <w:iCs w:val="0"/>
-                <w:color w:val="188038"/>
-              </w:rPr>
-              <w:t>displayAllRoles</w:t>
-            </w:r>
-            <w:proofErr w:type="spellEnd"/>
-            <w:r>
-              <w:rPr>
-                <w:rFonts w:ascii="Times" w:eastAsia="Times" w:hAnsi="Times" w:cs="Times"/>
-                <w:i w:val="0"/>
-                <w:iCs w:val="0"/>
-                <w:color w:val="188038"/>
-              </w:rPr>
-              <w:t>()</w:t>
+              <w:t>void displayAllRoles()</w:t>
             </w:r>
           </w:p>
           <w:p>
@@ -4734,7 +3774,6 @@
               </w:rPr>
               <w:t xml:space="preserve">Logic for </w:t>
             </w:r>
-            <w:proofErr w:type="spellStart"/>
             <w:r>
               <w:rPr>
                 <w:rFonts w:ascii="Times" w:eastAsia="Times" w:hAnsi="Times" w:cs="Times"/>
@@ -4744,9 +3783,8 @@
                 <w:iCs w:val="0"/>
                 <w:color w:val="188038"/>
               </w:rPr>
-              <w:t>displayAllRoles</w:t>
-            </w:r>
-            <w:proofErr w:type="spellEnd"/>
+              <w:t>displayAllR</w:t>
+            </w:r>
             <w:r>
               <w:rPr>
                 <w:rFonts w:ascii="Times" w:eastAsia="Times" w:hAnsi="Times" w:cs="Times"/>
@@ -4756,7 +3794,7 @@
                 <w:iCs w:val="0"/>
                 <w:color w:val="188038"/>
               </w:rPr>
-              <w:t>()</w:t>
+              <w:t>oles()</w:t>
             </w:r>
             <w:r>
               <w:rPr>
@@ -4793,27 +3831,7 @@
                 <w:iCs w:val="0"/>
                 <w:color w:val="000000"/>
               </w:rPr>
-              <w:t xml:space="preserve">Loop through the members array and call </w:t>
-            </w:r>
-            <w:proofErr w:type="spellStart"/>
-            <w:r>
-              <w:rPr>
-                <w:rFonts w:ascii="Times" w:eastAsia="Times" w:hAnsi="Times" w:cs="Times"/>
-                <w:i w:val="0"/>
-                <w:iCs w:val="0"/>
-                <w:color w:val="000000"/>
-              </w:rPr>
-              <w:t>displayRole</w:t>
-            </w:r>
-            <w:proofErr w:type="spellEnd"/>
-            <w:r>
-              <w:rPr>
-                <w:rFonts w:ascii="Times" w:eastAsia="Times" w:hAnsi="Times" w:cs="Times"/>
-                <w:i w:val="0"/>
-                <w:iCs w:val="0"/>
-                <w:color w:val="000000"/>
-              </w:rPr>
-              <w:t>() on each pointer. Due to run-time polymorphism, this will automatically call the correct overridden method (Student, Staff, or TA).</w:t>
+              <w:t>Loop through the members array and call displayRole() on each pointer. Due to run-time polymorphism, this will automatically call the correct overridden method (Student, Staff, or TA).</w:t>
             </w:r>
           </w:p>
           <w:p>
@@ -4973,7 +3991,13 @@
         <w:rPr>
           <w:rFonts w:ascii="Times" w:eastAsia="Times" w:hAnsi="Times" w:cs="Times"/>
         </w:rPr>
-        <w:t>Use separate header (</w:t>
+        <w:t xml:space="preserve">Use separate </w:t>
+      </w:r>
+      <w:r>
+        <w:rPr>
+          <w:rFonts w:ascii="Times" w:eastAsia="Times" w:hAnsi="Times" w:cs="Times"/>
+        </w:rPr>
+        <w:t>header (</w:t>
       </w:r>
       <w:r>
         <w:rPr>
@@ -4993,17 +4017,8 @@
           <w:rFonts w:ascii="Times" w:eastAsia="Times" w:hAnsi="Times" w:cs="Times"/>
           <w:color w:val="188038"/>
         </w:rPr>
-        <w:t>.</w:t>
-      </w:r>
-      <w:proofErr w:type="spellStart"/>
-      <w:r>
-        <w:rPr>
-          <w:rFonts w:ascii="Times" w:eastAsia="Times" w:hAnsi="Times" w:cs="Times"/>
-          <w:color w:val="188038"/>
-        </w:rPr>
-        <w:t>cpp</w:t>
-      </w:r>
-      <w:proofErr w:type="spellEnd"/>
+        <w:t>.cpp</w:t>
+      </w:r>
       <w:r>
         <w:rPr>
           <w:rFonts w:ascii="Times" w:eastAsia="Times" w:hAnsi="Times" w:cs="Times"/>
@@ -5046,35 +4061,13 @@
         <w:rPr>
           <w:rFonts w:ascii="Times" w:eastAsia="Times" w:hAnsi="Times" w:cs="Times"/>
         </w:rPr>
-        <w:t>Demonstrate Run Time Polymorphism by using an Abstract Base Class (</w:t>
-      </w:r>
-      <w:proofErr w:type="spellStart"/>
-      <w:r>
-        <w:rPr>
-          <w:rFonts w:ascii="Times" w:eastAsia="Times" w:hAnsi="Times" w:cs="Times"/>
-        </w:rPr>
-        <w:t>UniversityMember</w:t>
-      </w:r>
-      <w:proofErr w:type="spellEnd"/>
-      <w:r>
-        <w:rPr>
-          <w:rFonts w:ascii="Times" w:eastAsia="Times" w:hAnsi="Times" w:cs="Times"/>
-        </w:rPr>
-        <w:t xml:space="preserve">) and overriding </w:t>
-      </w:r>
-      <w:proofErr w:type="spellStart"/>
-      <w:r>
-        <w:rPr>
-          <w:rFonts w:ascii="Times" w:eastAsia="Times" w:hAnsi="Times" w:cs="Times"/>
-        </w:rPr>
-        <w:t>displayRole</w:t>
-      </w:r>
-      <w:proofErr w:type="spellEnd"/>
-      <w:r>
-        <w:rPr>
-          <w:rFonts w:ascii="Times" w:eastAsia="Times" w:hAnsi="Times" w:cs="Times"/>
-        </w:rPr>
-        <w:t>() in all derived classes.</w:t>
+        <w:t>Demonstrate Run Time Polymorphism by using an Abstract Base Class (UniversityMember) and overriding displayRole(</w:t>
+      </w:r>
+      <w:r>
+        <w:rPr>
+          <w:rFonts w:ascii="Times" w:eastAsia="Times" w:hAnsi="Times" w:cs="Times"/>
+        </w:rPr>
+        <w:t>) in all derived classes.</w:t>
       </w:r>
     </w:p>
     <w:p>
@@ -5114,35 +4107,7 @@
         <w:rPr>
           <w:rFonts w:ascii="Times" w:eastAsia="Times" w:hAnsi="Times" w:cs="Times"/>
         </w:rPr>
-        <w:t xml:space="preserve">Demonstrate Compile Time Polymorphism by overloading the </w:t>
-      </w:r>
-      <w:proofErr w:type="spellStart"/>
-      <w:r>
-        <w:rPr>
-          <w:rFonts w:ascii="Times" w:eastAsia="Times" w:hAnsi="Times" w:cs="Times"/>
-        </w:rPr>
-        <w:t>gradeAssignment</w:t>
-      </w:r>
-      <w:proofErr w:type="spellEnd"/>
-      <w:r>
-        <w:rPr>
-          <w:rFonts w:ascii="Times" w:eastAsia="Times" w:hAnsi="Times" w:cs="Times"/>
-        </w:rPr>
-        <w:t xml:space="preserve">() method in the </w:t>
-      </w:r>
-      <w:proofErr w:type="spellStart"/>
-      <w:r>
-        <w:rPr>
-          <w:rFonts w:ascii="Times" w:eastAsia="Times" w:hAnsi="Times" w:cs="Times"/>
-        </w:rPr>
-        <w:t>TeachingAssistant</w:t>
-      </w:r>
-      <w:proofErr w:type="spellEnd"/>
-      <w:r>
-        <w:rPr>
-          <w:rFonts w:ascii="Times" w:eastAsia="Times" w:hAnsi="Times" w:cs="Times"/>
-        </w:rPr>
-        <w:t xml:space="preserve"> class.</w:t>
+        <w:t>Demonstrate Compile Time Polymorphism by overloading the gradeAssignment() method in the TeachingAssistant class.</w:t>
       </w:r>
     </w:p>
     <w:p>
@@ -5162,21 +4127,13 @@
         <w:rPr>
           <w:rFonts w:ascii="Times" w:eastAsia="Times" w:hAnsi="Times" w:cs="Times"/>
         </w:rPr>
-        <w:t xml:space="preserve">Demonstrate Composition by including an </w:t>
-      </w:r>
-      <w:proofErr w:type="spellStart"/>
-      <w:r>
-        <w:rPr>
-          <w:rFonts w:ascii="Times" w:eastAsia="Times" w:hAnsi="Times" w:cs="Times"/>
-        </w:rPr>
-        <w:t>AccessCard</w:t>
-      </w:r>
-      <w:proofErr w:type="spellEnd"/>
-      <w:r>
-        <w:rPr>
-          <w:rFonts w:ascii="Times" w:eastAsia="Times" w:hAnsi="Times" w:cs="Times"/>
-        </w:rPr>
-        <w:t xml:space="preserve"> object inside the Staff class.</w:t>
+        <w:t>Demonstrate Composition by including a</w:t>
+      </w:r>
+      <w:r>
+        <w:rPr>
+          <w:rFonts w:ascii="Times" w:eastAsia="Times" w:hAnsi="Times" w:cs="Times"/>
+        </w:rPr>
+        <w:t>n AccessCard object inside the Staff class.</w:t>
       </w:r>
     </w:p>
     <w:p>
@@ -5196,21 +4153,7 @@
         <w:rPr>
           <w:rFonts w:ascii="Times" w:eastAsia="Times" w:hAnsi="Times" w:cs="Times"/>
         </w:rPr>
-        <w:t xml:space="preserve">Demonstrate Aggregation by storing a collection of </w:t>
-      </w:r>
-      <w:proofErr w:type="spellStart"/>
-      <w:r>
-        <w:rPr>
-          <w:rFonts w:ascii="Times" w:eastAsia="Times" w:hAnsi="Times" w:cs="Times"/>
-        </w:rPr>
-        <w:t>UniversityMember</w:t>
-      </w:r>
-      <w:proofErr w:type="spellEnd"/>
-      <w:r>
-        <w:rPr>
-          <w:rFonts w:ascii="Times" w:eastAsia="Times" w:hAnsi="Times" w:cs="Times"/>
-        </w:rPr>
-        <w:t>* pointers inside the Department class.</w:t>
+        <w:t>Demonstrate Aggregation by storing a collection of UniversityMember* pointers inside the Department class.</w:t>
       </w:r>
     </w:p>
     <w:p>
@@ -5231,35 +4174,7 @@
           <w:rFonts w:ascii="Times" w:eastAsia="Times" w:hAnsi="Times" w:cs="Times"/>
         </w:rPr>
         <w:lastRenderedPageBreak/>
-        <w:t xml:space="preserve">Demonstrate Association by linking </w:t>
-      </w:r>
-      <w:proofErr w:type="spellStart"/>
-      <w:r>
-        <w:rPr>
-          <w:rFonts w:ascii="Times" w:eastAsia="Times" w:hAnsi="Times" w:cs="Times"/>
-        </w:rPr>
-        <w:t>TeachingAssistant</w:t>
-      </w:r>
-      <w:proofErr w:type="spellEnd"/>
-      <w:r>
-        <w:rPr>
-          <w:rFonts w:ascii="Times" w:eastAsia="Times" w:hAnsi="Times" w:cs="Times"/>
-        </w:rPr>
-        <w:t xml:space="preserve"> and Student pointers in the </w:t>
-      </w:r>
-      <w:proofErr w:type="spellStart"/>
-      <w:r>
-        <w:rPr>
-          <w:rFonts w:ascii="Times" w:eastAsia="Times" w:hAnsi="Times" w:cs="Times"/>
-        </w:rPr>
-        <w:t>TutoringSession</w:t>
-      </w:r>
-      <w:proofErr w:type="spellEnd"/>
-      <w:r>
-        <w:rPr>
-          <w:rFonts w:ascii="Times" w:eastAsia="Times" w:hAnsi="Times" w:cs="Times"/>
-        </w:rPr>
-        <w:t xml:space="preserve"> class.</w:t>
+        <w:t>Demonstrate Association by linking TeachingAssistant and Student pointers in the TutoringSession class.</w:t>
       </w:r>
     </w:p>
     <w:p>
@@ -5279,21 +4194,7 @@
         <w:rPr>
           <w:rFonts w:ascii="Times" w:eastAsia="Times" w:hAnsi="Times" w:cs="Times"/>
         </w:rPr>
-        <w:t xml:space="preserve">Implement member operator overloading (+) in the </w:t>
-      </w:r>
-      <w:proofErr w:type="spellStart"/>
-      <w:r>
-        <w:rPr>
-          <w:rFonts w:ascii="Times" w:eastAsia="Times" w:hAnsi="Times" w:cs="Times"/>
-        </w:rPr>
-        <w:t>TutoringSession</w:t>
-      </w:r>
-      <w:proofErr w:type="spellEnd"/>
-      <w:r>
-        <w:rPr>
-          <w:rFonts w:ascii="Times" w:eastAsia="Times" w:hAnsi="Times" w:cs="Times"/>
-        </w:rPr>
-        <w:t xml:space="preserve"> class.</w:t>
+        <w:t>Implement member operator overloading (+) in the TutoringSession class.</w:t>
       </w:r>
     </w:p>
     <w:p>
@@ -5313,21 +4214,7 @@
         <w:rPr>
           <w:rFonts w:ascii="Times" w:eastAsia="Times" w:hAnsi="Times" w:cs="Times"/>
         </w:rPr>
-        <w:t xml:space="preserve">Implement non-member operator overloading (&gt;) to compare two </w:t>
-      </w:r>
-      <w:proofErr w:type="spellStart"/>
-      <w:r>
-        <w:rPr>
-          <w:rFonts w:ascii="Times" w:eastAsia="Times" w:hAnsi="Times" w:cs="Times"/>
-        </w:rPr>
-        <w:t>TutoringSession</w:t>
-      </w:r>
-      <w:proofErr w:type="spellEnd"/>
-      <w:r>
-        <w:rPr>
-          <w:rFonts w:ascii="Times" w:eastAsia="Times" w:hAnsi="Times" w:cs="Times"/>
-        </w:rPr>
-        <w:t xml:space="preserve"> objects based on duration.</w:t>
+        <w:t>Implement non-member operator overloading (&gt;) to compare two TutoringSession objects based on duration.</w:t>
       </w:r>
     </w:p>
     <w:p>
@@ -5367,35 +4254,13 @@
         <w:rPr>
           <w:rFonts w:ascii="Times" w:eastAsia="Times" w:hAnsi="Times" w:cs="Times"/>
         </w:rPr>
-        <w:t xml:space="preserve">Create multiple </w:t>
-      </w:r>
-      <w:proofErr w:type="spellStart"/>
-      <w:r>
-        <w:rPr>
-          <w:rFonts w:ascii="Times" w:eastAsia="Times" w:hAnsi="Times" w:cs="Times"/>
-        </w:rPr>
-        <w:t>AccessCard</w:t>
-      </w:r>
-      <w:proofErr w:type="spellEnd"/>
-      <w:r>
-        <w:rPr>
-          <w:rFonts w:ascii="Times" w:eastAsia="Times" w:hAnsi="Times" w:cs="Times"/>
-        </w:rPr>
-        <w:t xml:space="preserve">, Student, Staff, and </w:t>
-      </w:r>
-      <w:proofErr w:type="spellStart"/>
-      <w:r>
-        <w:rPr>
-          <w:rFonts w:ascii="Times" w:eastAsia="Times" w:hAnsi="Times" w:cs="Times"/>
-        </w:rPr>
-        <w:t>TeachingAssistant</w:t>
-      </w:r>
-      <w:proofErr w:type="spellEnd"/>
-      <w:r>
-        <w:rPr>
-          <w:rFonts w:ascii="Times" w:eastAsia="Times" w:hAnsi="Times" w:cs="Times"/>
-        </w:rPr>
-        <w:t xml:space="preserve"> objects.</w:t>
+        <w:t>Create multiple AccessCard, Student, Staff, and Teaching</w:t>
+      </w:r>
+      <w:r>
+        <w:rPr>
+          <w:rFonts w:ascii="Times" w:eastAsia="Times" w:hAnsi="Times" w:cs="Times"/>
+        </w:rPr>
+        <w:t>Assistant objects.</w:t>
       </w:r>
     </w:p>
     <w:p>
@@ -5415,21 +4280,7 @@
         <w:rPr>
           <w:rFonts w:ascii="Times" w:eastAsia="Times" w:hAnsi="Times" w:cs="Times"/>
         </w:rPr>
-        <w:t xml:space="preserve">Add them to a Department object and invoke </w:t>
-      </w:r>
-      <w:proofErr w:type="spellStart"/>
-      <w:r>
-        <w:rPr>
-          <w:rFonts w:ascii="Times" w:eastAsia="Times" w:hAnsi="Times" w:cs="Times"/>
-        </w:rPr>
-        <w:t>displayAllRoles</w:t>
-      </w:r>
-      <w:proofErr w:type="spellEnd"/>
-      <w:r>
-        <w:rPr>
-          <w:rFonts w:ascii="Times" w:eastAsia="Times" w:hAnsi="Times" w:cs="Times"/>
-        </w:rPr>
-        <w:t>() to prove run-time polymorphism works.</w:t>
+        <w:t>Add them to a Department object and invoke displayAllRoles() to prove run-time polymorphism works.</w:t>
       </w:r>
     </w:p>
     <w:p>
@@ -5449,21 +4300,7 @@
         <w:rPr>
           <w:rFonts w:ascii="Times" w:eastAsia="Times" w:hAnsi="Times" w:cs="Times"/>
         </w:rPr>
-        <w:t xml:space="preserve">Demonstrate compile-time polymorphism by calling both versions of </w:t>
-      </w:r>
-      <w:proofErr w:type="spellStart"/>
-      <w:r>
-        <w:rPr>
-          <w:rFonts w:ascii="Times" w:eastAsia="Times" w:hAnsi="Times" w:cs="Times"/>
-        </w:rPr>
-        <w:t>gradeAssignment</w:t>
-      </w:r>
-      <w:proofErr w:type="spellEnd"/>
-      <w:r>
-        <w:rPr>
-          <w:rFonts w:ascii="Times" w:eastAsia="Times" w:hAnsi="Times" w:cs="Times"/>
-        </w:rPr>
-        <w:t>().</w:t>
+        <w:t>Demonstrate compile-time polymorphism by calling both versions of gradeAssignment().</w:t>
       </w:r>
     </w:p>
     <w:p>
@@ -5484,21 +4321,13 @@
         <w:rPr>
           <w:rFonts w:ascii="Times" w:eastAsia="Times" w:hAnsi="Times" w:cs="Times"/>
         </w:rPr>
-        <w:t xml:space="preserve">Create two </w:t>
-      </w:r>
-      <w:proofErr w:type="spellStart"/>
-      <w:r>
-        <w:rPr>
-          <w:rFonts w:ascii="Times" w:eastAsia="Times" w:hAnsi="Times" w:cs="Times"/>
-        </w:rPr>
-        <w:t>TutoringSession</w:t>
-      </w:r>
-      <w:proofErr w:type="spellEnd"/>
-      <w:r>
-        <w:rPr>
-          <w:rFonts w:ascii="Times" w:eastAsia="Times" w:hAnsi="Times" w:cs="Times"/>
-        </w:rPr>
-        <w:t xml:space="preserve"> objects and demonstrate both the + and &gt; operator overloads.</w:t>
+        <w:t>Create two TutoringSession objects and demonstrate bo</w:t>
+      </w:r>
+      <w:r>
+        <w:rPr>
+          <w:rFonts w:ascii="Times" w:eastAsia="Times" w:hAnsi="Times" w:cs="Times"/>
+        </w:rPr>
+        <w:t>th the + and &gt; operator overloads.</w:t>
       </w:r>
     </w:p>
     <w:p>
@@ -5563,63 +4392,13 @@
         <w:rPr>
           <w:rFonts w:ascii="Times" w:eastAsia="Times" w:hAnsi="Times" w:cs="Times"/>
         </w:rPr>
-        <w:t xml:space="preserve">Encapsulation is the concept of hiding class data and allowing access only through public member functions. In this system, attributes such as </w:t>
-      </w:r>
-      <w:proofErr w:type="spellStart"/>
-      <w:r>
-        <w:rPr>
-          <w:rFonts w:ascii="Times" w:eastAsia="Times" w:hAnsi="Times" w:cs="Times"/>
-        </w:rPr>
-        <w:t>memberID</w:t>
-      </w:r>
-      <w:proofErr w:type="spellEnd"/>
-      <w:r>
-        <w:rPr>
-          <w:rFonts w:ascii="Times" w:eastAsia="Times" w:hAnsi="Times" w:cs="Times"/>
-        </w:rPr>
-        <w:t xml:space="preserve">, </w:t>
-      </w:r>
-      <w:proofErr w:type="spellStart"/>
-      <w:r>
-        <w:rPr>
-          <w:rFonts w:ascii="Times" w:eastAsia="Times" w:hAnsi="Times" w:cs="Times"/>
-        </w:rPr>
-        <w:t>cgpa</w:t>
-      </w:r>
-      <w:proofErr w:type="spellEnd"/>
-      <w:r>
-        <w:rPr>
-          <w:rFonts w:ascii="Times" w:eastAsia="Times" w:hAnsi="Times" w:cs="Times"/>
-        </w:rPr>
-        <w:t xml:space="preserve">, salary, </w:t>
-      </w:r>
-      <w:proofErr w:type="spellStart"/>
-      <w:r>
-        <w:rPr>
-          <w:rFonts w:ascii="Times" w:eastAsia="Times" w:hAnsi="Times" w:cs="Times"/>
-        </w:rPr>
-        <w:t>durationMinutes</w:t>
-      </w:r>
-      <w:proofErr w:type="spellEnd"/>
-      <w:r>
-        <w:rPr>
-          <w:rFonts w:ascii="Times" w:eastAsia="Times" w:hAnsi="Times" w:cs="Times"/>
-        </w:rPr>
-        <w:t xml:space="preserve">, and </w:t>
-      </w:r>
-      <w:proofErr w:type="spellStart"/>
-      <w:r>
-        <w:rPr>
-          <w:rFonts w:ascii="Times" w:eastAsia="Times" w:hAnsi="Times" w:cs="Times"/>
-        </w:rPr>
-        <w:t>workingHours</w:t>
-      </w:r>
-      <w:proofErr w:type="spellEnd"/>
-      <w:r>
-        <w:rPr>
-          <w:rFonts w:ascii="Times" w:eastAsia="Times" w:hAnsi="Times" w:cs="Times"/>
-        </w:rPr>
-        <w:t xml:space="preserve"> are kept private within their respective classes and can only be accessed or modified safely through public getter and setter functions.</w:t>
+        <w:t>Encapsulation is the concept of hiding class data and allowing access only through public member functions. In this system, attributes such as memberID</w:t>
+      </w:r>
+      <w:r>
+        <w:rPr>
+          <w:rFonts w:ascii="Times" w:eastAsia="Times" w:hAnsi="Times" w:cs="Times"/>
+        </w:rPr>
+        <w:t>, cgpa, salary, durationMinutes, and workingHours are kept private within their respective classes and can only be accessed or modified safely through public getter and setter functions.</w:t>
       </w:r>
     </w:p>
     <w:p>
@@ -5663,35 +4442,13 @@
         <w:rPr>
           <w:rFonts w:ascii="Times" w:eastAsia="Times" w:hAnsi="Times" w:cs="Times"/>
         </w:rPr>
-        <w:t xml:space="preserve">Inheritance allows a class to reuse properties and behaviors of another class, reducing code duplication and promoting logical classification. Both the Student and Staff classes inherit common attributes, such as name and </w:t>
-      </w:r>
-      <w:proofErr w:type="spellStart"/>
-      <w:r>
-        <w:rPr>
-          <w:rFonts w:ascii="Times" w:eastAsia="Times" w:hAnsi="Times" w:cs="Times"/>
-        </w:rPr>
-        <w:t>memberID</w:t>
-      </w:r>
-      <w:proofErr w:type="spellEnd"/>
-      <w:r>
-        <w:rPr>
-          <w:rFonts w:ascii="Times" w:eastAsia="Times" w:hAnsi="Times" w:cs="Times"/>
-        </w:rPr>
-        <w:t xml:space="preserve">, from the </w:t>
-      </w:r>
-      <w:proofErr w:type="spellStart"/>
-      <w:r>
-        <w:rPr>
-          <w:rFonts w:ascii="Times" w:eastAsia="Times" w:hAnsi="Times" w:cs="Times"/>
-        </w:rPr>
-        <w:t>UniversityMember</w:t>
-      </w:r>
-      <w:proofErr w:type="spellEnd"/>
-      <w:r>
-        <w:rPr>
-          <w:rFonts w:ascii="Times" w:eastAsia="Times" w:hAnsi="Times" w:cs="Times"/>
-        </w:rPr>
-        <w:t xml:space="preserve"> base class.</w:t>
+        <w:t>Inheritance allows a class to reuse prop</w:t>
+      </w:r>
+      <w:r>
+        <w:rPr>
+          <w:rFonts w:ascii="Times" w:eastAsia="Times" w:hAnsi="Times" w:cs="Times"/>
+        </w:rPr>
+        <w:t>erties and behaviors of another class, reducing code duplication and promoting logical classification. Both the Student and Staff classes inherit common attributes, such as name and memberID, from the UniversityMember base class.</w:t>
       </w:r>
     </w:p>
     <w:p>
@@ -5717,119 +4474,53 @@
           <w:b/>
           <w:bCs/>
         </w:rPr>
-        <w:t>3. Composition (Chapter 9)</w:t>
-      </w:r>
-    </w:p>
-    <w:p>
-      <w:pPr>
-        <w:jc w:val="both"/>
-        <w:rPr>
-          <w:rFonts w:ascii="Times" w:eastAsia="Times" w:hAnsi="Times" w:cs="Times"/>
-        </w:rPr>
-      </w:pPr>
-      <w:r>
-        <w:rPr>
-          <w:rFonts w:ascii="Times" w:eastAsia="Times" w:hAnsi="Times" w:cs="Times"/>
-        </w:rPr>
-        <w:t xml:space="preserve"> Composition represents a strong ownership relationship where one class contains objects of another class by value. In this system, each Staff object contains an </w:t>
-      </w:r>
-      <w:proofErr w:type="spellStart"/>
-      <w:r>
-        <w:rPr>
-          <w:rFonts w:ascii="Times" w:eastAsia="Times" w:hAnsi="Times" w:cs="Times"/>
-        </w:rPr>
-        <w:t>AccessCard</w:t>
-      </w:r>
-      <w:proofErr w:type="spellEnd"/>
-      <w:r>
-        <w:rPr>
-          <w:rFonts w:ascii="Times" w:eastAsia="Times" w:hAnsi="Times" w:cs="Times"/>
-        </w:rPr>
-        <w:t xml:space="preserve"> object. When a Staff object is destroyed, its associated </w:t>
-      </w:r>
-      <w:proofErr w:type="spellStart"/>
-      <w:r>
-        <w:rPr>
-          <w:rFonts w:ascii="Times" w:eastAsia="Times" w:hAnsi="Times" w:cs="Times"/>
-        </w:rPr>
-        <w:t>AccessCard</w:t>
-      </w:r>
-      <w:proofErr w:type="spellEnd"/>
-      <w:r>
-        <w:rPr>
-          <w:rFonts w:ascii="Times" w:eastAsia="Times" w:hAnsi="Times" w:cs="Times"/>
-        </w:rPr>
-        <w:t xml:space="preserve"> object is also destroyed, as the card cannot exist independently of the staff member who owns it.</w:t>
-      </w:r>
-    </w:p>
-    <w:p>
-      <w:pPr>
-        <w:jc w:val="both"/>
-        <w:rPr>
-          <w:rFonts w:ascii="Times" w:eastAsia="Times" w:hAnsi="Times" w:cs="Times"/>
-        </w:rPr>
-      </w:pPr>
-    </w:p>
-    <w:p>
-      <w:pPr>
-        <w:jc w:val="both"/>
+        <w:t>3. Composition (Chapter 9</w:t>
+      </w:r>
+      <w:r>
         <w:rPr>
           <w:rFonts w:ascii="Times" w:eastAsia="Times" w:hAnsi="Times" w:cs="Times"/>
           <w:b/>
           <w:bCs/>
         </w:rPr>
-      </w:pPr>
-      <w:r>
+        <w:t>)</w:t>
+      </w:r>
+    </w:p>
+    <w:p>
+      <w:pPr>
+        <w:jc w:val="both"/>
+        <w:rPr>
+          <w:rFonts w:ascii="Times" w:eastAsia="Times" w:hAnsi="Times" w:cs="Times"/>
+        </w:rPr>
+      </w:pPr>
+      <w:r>
+        <w:rPr>
+          <w:rFonts w:ascii="Times" w:eastAsia="Times" w:hAnsi="Times" w:cs="Times"/>
+        </w:rPr>
+        <w:t xml:space="preserve"> Composition represents a strong ownership relationship where one class contains objects of another class by value. In this system, each Staff object contains an AccessCard object. When a Staff object is destroyed, its associated AccessCard object is als</w:t>
+      </w:r>
+      <w:r>
+        <w:rPr>
+          <w:rFonts w:ascii="Times" w:eastAsia="Times" w:hAnsi="Times" w:cs="Times"/>
+        </w:rPr>
+        <w:t>o destroyed, as the card cannot exist independently of the staff member who owns it.</w:t>
+      </w:r>
+    </w:p>
+    <w:p>
+      <w:pPr>
+        <w:jc w:val="both"/>
+        <w:rPr>
+          <w:rFonts w:ascii="Times" w:eastAsia="Times" w:hAnsi="Times" w:cs="Times"/>
+        </w:rPr>
+      </w:pPr>
+    </w:p>
+    <w:p>
+      <w:pPr>
+        <w:jc w:val="both"/>
         <w:rPr>
           <w:rFonts w:ascii="Times" w:eastAsia="Times" w:hAnsi="Times" w:cs="Times"/>
           <w:b/>
           <w:bCs/>
         </w:rPr>
-        <w:t>4. Aggregation (Chapter 9)</w:t>
-      </w:r>
-    </w:p>
-    <w:p>
-      <w:pPr>
-        <w:jc w:val="both"/>
-        <w:rPr>
-          <w:rFonts w:ascii="Times" w:eastAsia="Times" w:hAnsi="Times" w:cs="Times"/>
-        </w:rPr>
-      </w:pPr>
-      <w:r>
-        <w:rPr>
-          <w:rFonts w:ascii="Times" w:eastAsia="Times" w:hAnsi="Times" w:cs="Times"/>
-        </w:rPr>
-        <w:t xml:space="preserve"> Aggregation represents a weak ownership relationship where one class contains references or pointers to objects of another class, but those objects can exist independently. The Department class manages a collection of </w:t>
-      </w:r>
-      <w:proofErr w:type="spellStart"/>
-      <w:r>
-        <w:rPr>
-          <w:rFonts w:ascii="Times" w:eastAsia="Times" w:hAnsi="Times" w:cs="Times"/>
-        </w:rPr>
-        <w:t>UniversityMember</w:t>
-      </w:r>
-      <w:proofErr w:type="spellEnd"/>
-      <w:r>
-        <w:rPr>
-          <w:rFonts w:ascii="Times" w:eastAsia="Times" w:hAnsi="Times" w:cs="Times"/>
-        </w:rPr>
-        <w:t xml:space="preserve"> pointers, but the students and staff members can exist independently outside of that specific department.</w:t>
-      </w:r>
-    </w:p>
-    <w:p>
-      <w:pPr>
-        <w:jc w:val="both"/>
-        <w:rPr>
-          <w:rFonts w:ascii="Times" w:eastAsia="Times" w:hAnsi="Times" w:cs="Times"/>
-        </w:rPr>
-      </w:pPr>
-    </w:p>
-    <w:p>
-      <w:pPr>
-        <w:jc w:val="both"/>
-        <w:rPr>
-          <w:rFonts w:ascii="Times" w:eastAsia="Times" w:hAnsi="Times" w:cs="Times"/>
-        </w:rPr>
       </w:pPr>
       <w:r>
         <w:rPr>
@@ -5837,6 +4528,50 @@
           <w:b/>
           <w:bCs/>
         </w:rPr>
+        <w:t>4. Aggregation (Chapter 9)</w:t>
+      </w:r>
+    </w:p>
+    <w:p>
+      <w:pPr>
+        <w:jc w:val="both"/>
+        <w:rPr>
+          <w:rFonts w:ascii="Times" w:eastAsia="Times" w:hAnsi="Times" w:cs="Times"/>
+        </w:rPr>
+      </w:pPr>
+      <w:r>
+        <w:rPr>
+          <w:rFonts w:ascii="Times" w:eastAsia="Times" w:hAnsi="Times" w:cs="Times"/>
+        </w:rPr>
+        <w:t xml:space="preserve"> Aggregation represents a weak ownership relationship where one class contains references or pointers to objects of another class, but those ob</w:t>
+      </w:r>
+      <w:r>
+        <w:rPr>
+          <w:rFonts w:ascii="Times" w:eastAsia="Times" w:hAnsi="Times" w:cs="Times"/>
+        </w:rPr>
+        <w:t>jects can exist independently. The Department class manages a collection of UniversityMember pointers, but the students and staff members can exist independently outside of that specific department.</w:t>
+      </w:r>
+    </w:p>
+    <w:p>
+      <w:pPr>
+        <w:jc w:val="both"/>
+        <w:rPr>
+          <w:rFonts w:ascii="Times" w:eastAsia="Times" w:hAnsi="Times" w:cs="Times"/>
+        </w:rPr>
+      </w:pPr>
+    </w:p>
+    <w:p>
+      <w:pPr>
+        <w:jc w:val="both"/>
+        <w:rPr>
+          <w:rFonts w:ascii="Times" w:eastAsia="Times" w:hAnsi="Times" w:cs="Times"/>
+        </w:rPr>
+      </w:pPr>
+      <w:r>
+        <w:rPr>
+          <w:rFonts w:ascii="Times" w:eastAsia="Times" w:hAnsi="Times" w:cs="Times"/>
+          <w:b/>
+          <w:bCs/>
+        </w:rPr>
         <w:t>5. Association (Chapter 8)</w:t>
       </w:r>
       <w:r>
@@ -5857,35 +4592,19 @@
         <w:rPr>
           <w:rFonts w:ascii="Times" w:eastAsia="Times" w:hAnsi="Times" w:cs="Times"/>
         </w:rPr>
-        <w:t xml:space="preserve">Association represents a relationship between independent classes where objects interact with each other but do not own each other. The </w:t>
-      </w:r>
-      <w:proofErr w:type="spellStart"/>
-      <w:r>
-        <w:rPr>
-          <w:rFonts w:ascii="Times" w:eastAsia="Times" w:hAnsi="Times" w:cs="Times"/>
-        </w:rPr>
-        <w:t>TutoringSession</w:t>
-      </w:r>
-      <w:proofErr w:type="spellEnd"/>
-      <w:r>
-        <w:rPr>
-          <w:rFonts w:ascii="Times" w:eastAsia="Times" w:hAnsi="Times" w:cs="Times"/>
-        </w:rPr>
-        <w:t xml:space="preserve"> class connects a </w:t>
-      </w:r>
-      <w:proofErr w:type="spellStart"/>
-      <w:r>
-        <w:rPr>
-          <w:rFonts w:ascii="Times" w:eastAsia="Times" w:hAnsi="Times" w:cs="Times"/>
-        </w:rPr>
-        <w:t>TeachingAssistant</w:t>
-      </w:r>
-      <w:proofErr w:type="spellEnd"/>
-      <w:r>
-        <w:rPr>
-          <w:rFonts w:ascii="Times" w:eastAsia="Times" w:hAnsi="Times" w:cs="Times"/>
-        </w:rPr>
-        <w:t xml:space="preserve"> and a Student using pointers to represent an academic meeting between two independent individuals.</w:t>
+        <w:t>Association represents a rel</w:t>
+      </w:r>
+      <w:r>
+        <w:rPr>
+          <w:rFonts w:ascii="Times" w:eastAsia="Times" w:hAnsi="Times" w:cs="Times"/>
+        </w:rPr>
+        <w:t>ationship between independent classes where objects interact with each other but do not own each other. The TutoringSession class connects a TeachingAssistant and a Student using pointers to represent an academic meeting between two independent individuals</w:t>
+      </w:r>
+      <w:r>
+        <w:rPr>
+          <w:rFonts w:ascii="Times" w:eastAsia="Times" w:hAnsi="Times" w:cs="Times"/>
+        </w:rPr>
+        <w:t>.</w:t>
       </w:r>
     </w:p>
     <w:p>
@@ -5944,16 +4663,8 @@
         <w:rPr>
           <w:rFonts w:ascii="Times" w:eastAsia="Times" w:hAnsi="Times" w:cs="Times"/>
         </w:rPr>
-        <w:t xml:space="preserve"> The + operator is overloaded in the </w:t>
-      </w:r>
-      <w:proofErr w:type="spellStart"/>
-      <w:r>
-        <w:rPr>
-          <w:rFonts w:ascii="Times" w:eastAsia="Times" w:hAnsi="Times" w:cs="Times"/>
-        </w:rPr>
-        <w:t>TutoringSession</w:t>
-      </w:r>
-      <w:proofErr w:type="spellEnd"/>
+        <w:t xml:space="preserve"> The + operator is overloaded in the TutoringSession</w:t>
+      </w:r>
       <w:r>
         <w:rPr>
           <w:rFonts w:ascii="Times" w:eastAsia="Times" w:hAnsi="Times" w:cs="Times"/>
@@ -5984,21 +4695,7 @@
         <w:rPr>
           <w:rFonts w:ascii="Times" w:eastAsia="Times" w:hAnsi="Times" w:cs="Times"/>
         </w:rPr>
-        <w:t xml:space="preserve"> The &gt; operator is overloaded to compare two </w:t>
-      </w:r>
-      <w:proofErr w:type="spellStart"/>
-      <w:r>
-        <w:rPr>
-          <w:rFonts w:ascii="Times" w:eastAsia="Times" w:hAnsi="Times" w:cs="Times"/>
-        </w:rPr>
-        <w:t>TutoringSession</w:t>
-      </w:r>
-      <w:proofErr w:type="spellEnd"/>
-      <w:r>
-        <w:rPr>
-          <w:rFonts w:ascii="Times" w:eastAsia="Times" w:hAnsi="Times" w:cs="Times"/>
-        </w:rPr>
-        <w:t xml:space="preserve"> objects based on their total duration in minutes.</w:t>
+        <w:t xml:space="preserve"> The &gt; operator is overloaded to compare two TutoringSession objects based on their total duration in minutes.</w:t>
       </w:r>
     </w:p>
     <w:p>
@@ -6014,153 +4711,59 @@
           <w:b/>
           <w:bCs/>
         </w:rPr>
-        <w:t>7. Compile-Time Polymorphism (Chapter 8)</w:t>
-      </w:r>
-      <w:r>
-        <w:rPr>
-          <w:rFonts w:ascii="Times" w:eastAsia="Times" w:hAnsi="Times" w:cs="Times"/>
-        </w:rPr>
-        <w:t xml:space="preserve"> </w:t>
-      </w:r>
-    </w:p>
-    <w:p>
-      <w:pPr>
-        <w:jc w:val="both"/>
-        <w:rPr>
-          <w:rFonts w:ascii="Times" w:eastAsia="Times" w:hAnsi="Times" w:cs="Times"/>
-        </w:rPr>
-      </w:pPr>
-      <w:r>
-        <w:rPr>
-          <w:rFonts w:ascii="Times" w:eastAsia="Times" w:hAnsi="Times" w:cs="Times"/>
-        </w:rPr>
-        <w:t xml:space="preserve">Compile-time polymorphism, achieved through method overloading, allows multiple functions with the same name to exist within a class, provided their parameter lists differ. The compiler determines which function to call based on the arguments passed. In the </w:t>
-      </w:r>
-      <w:proofErr w:type="spellStart"/>
-      <w:r>
-        <w:rPr>
-          <w:rFonts w:ascii="Times" w:eastAsia="Times" w:hAnsi="Times" w:cs="Times"/>
-        </w:rPr>
-        <w:t>TeachingAssistant</w:t>
-      </w:r>
-      <w:proofErr w:type="spellEnd"/>
-      <w:r>
-        <w:rPr>
-          <w:rFonts w:ascii="Times" w:eastAsia="Times" w:hAnsi="Times" w:cs="Times"/>
-        </w:rPr>
-        <w:t xml:space="preserve"> class, the </w:t>
-      </w:r>
-      <w:proofErr w:type="spellStart"/>
-      <w:r>
-        <w:rPr>
-          <w:rFonts w:ascii="Times" w:eastAsia="Times" w:hAnsi="Times" w:cs="Times"/>
-        </w:rPr>
-        <w:t>gradeAssignment</w:t>
-      </w:r>
-      <w:proofErr w:type="spellEnd"/>
-      <w:r>
-        <w:rPr>
-          <w:rFonts w:ascii="Times" w:eastAsia="Times" w:hAnsi="Times" w:cs="Times"/>
-        </w:rPr>
-        <w:t>() method is overloaded to handle different grading formats: one accepts an integer (numeric score) and the other accepts a string (letter grade).</w:t>
-      </w:r>
-    </w:p>
-    <w:p>
-      <w:pPr>
-        <w:jc w:val="both"/>
-        <w:rPr>
-          <w:rFonts w:ascii="Times" w:eastAsia="Times" w:hAnsi="Times" w:cs="Times"/>
-        </w:rPr>
-      </w:pPr>
-    </w:p>
-    <w:p>
-      <w:pPr>
-        <w:jc w:val="both"/>
+        <w:t>7. Compile-Time Polymorphism (</w:t>
+      </w:r>
+      <w:r>
         <w:rPr>
           <w:rFonts w:ascii="Times" w:eastAsia="Times" w:hAnsi="Times" w:cs="Times"/>
           <w:b/>
           <w:bCs/>
         </w:rPr>
-      </w:pPr>
-      <w:r>
+        <w:t>Chapter 8)</w:t>
+      </w:r>
+      <w:r>
+        <w:rPr>
+          <w:rFonts w:ascii="Times" w:eastAsia="Times" w:hAnsi="Times" w:cs="Times"/>
+        </w:rPr>
+        <w:t xml:space="preserve"> </w:t>
+      </w:r>
+    </w:p>
+    <w:p>
+      <w:pPr>
+        <w:jc w:val="both"/>
+        <w:rPr>
+          <w:rFonts w:ascii="Times" w:eastAsia="Times" w:hAnsi="Times" w:cs="Times"/>
+        </w:rPr>
+      </w:pPr>
+      <w:r>
+        <w:rPr>
+          <w:rFonts w:ascii="Times" w:eastAsia="Times" w:hAnsi="Times" w:cs="Times"/>
+        </w:rPr>
+        <w:t>Compile-time polymorphism, achieved through method overloading, allows multiple functions with the same name to exist within a class, provided their parameter lists differ. The compiler determines which function to call based on the arguments p</w:t>
+      </w:r>
+      <w:r>
+        <w:rPr>
+          <w:rFonts w:ascii="Times" w:eastAsia="Times" w:hAnsi="Times" w:cs="Times"/>
+        </w:rPr>
+        <w:t>assed. In the TeachingAssistant class, the gradeAssignment() method is overloaded to handle different grading formats: one accepts an integer (numeric score) and the other accepts a string (letter grade).</w:t>
+      </w:r>
+    </w:p>
+    <w:p>
+      <w:pPr>
+        <w:jc w:val="both"/>
+        <w:rPr>
+          <w:rFonts w:ascii="Times" w:eastAsia="Times" w:hAnsi="Times" w:cs="Times"/>
+        </w:rPr>
+      </w:pPr>
+    </w:p>
+    <w:p>
+      <w:pPr>
+        <w:jc w:val="both"/>
         <w:rPr>
           <w:rFonts w:ascii="Times" w:eastAsia="Times" w:hAnsi="Times" w:cs="Times"/>
           <w:b/>
           <w:bCs/>
         </w:rPr>
-        <w:t>8. Run-Time Polymorphism and Method Overriding (Chapter 11)</w:t>
-      </w:r>
-    </w:p>
-    <w:p>
-      <w:pPr>
-        <w:jc w:val="both"/>
-        <w:rPr>
-          <w:rFonts w:ascii="Times" w:eastAsia="Times" w:hAnsi="Times" w:cs="Times"/>
-        </w:rPr>
-      </w:pPr>
-      <w:r>
-        <w:rPr>
-          <w:rFonts w:ascii="Times" w:eastAsia="Times" w:hAnsi="Times" w:cs="Times"/>
-        </w:rPr>
-        <w:t xml:space="preserve"> Run-time polymorphism occurs when a derived class overrides a virtual function from its base class, allowing the program to dynamically determine which function to execute at run-time based on the object's actual type. In the system, the </w:t>
-      </w:r>
-      <w:proofErr w:type="spellStart"/>
-      <w:r>
-        <w:rPr>
-          <w:rFonts w:ascii="Times" w:eastAsia="Times" w:hAnsi="Times" w:cs="Times"/>
-        </w:rPr>
-        <w:t>displayRole</w:t>
-      </w:r>
-      <w:proofErr w:type="spellEnd"/>
-      <w:r>
-        <w:rPr>
-          <w:rFonts w:ascii="Times" w:eastAsia="Times" w:hAnsi="Times" w:cs="Times"/>
-        </w:rPr>
-        <w:t xml:space="preserve">() function is declared as virtual in the </w:t>
-      </w:r>
-      <w:proofErr w:type="spellStart"/>
-      <w:r>
-        <w:rPr>
-          <w:rFonts w:ascii="Times" w:eastAsia="Times" w:hAnsi="Times" w:cs="Times"/>
-        </w:rPr>
-        <w:t>UniversityMember</w:t>
-      </w:r>
-      <w:proofErr w:type="spellEnd"/>
-      <w:r>
-        <w:rPr>
-          <w:rFonts w:ascii="Times" w:eastAsia="Times" w:hAnsi="Times" w:cs="Times"/>
-        </w:rPr>
-        <w:t xml:space="preserve"> base class and overridden in the Student, Staff, and </w:t>
-      </w:r>
-      <w:proofErr w:type="spellStart"/>
-      <w:r>
-        <w:rPr>
-          <w:rFonts w:ascii="Times" w:eastAsia="Times" w:hAnsi="Times" w:cs="Times"/>
-        </w:rPr>
-        <w:t>TeachingAssistant</w:t>
-      </w:r>
-      <w:proofErr w:type="spellEnd"/>
-      <w:r>
-        <w:rPr>
-          <w:rFonts w:ascii="Times" w:eastAsia="Times" w:hAnsi="Times" w:cs="Times"/>
-        </w:rPr>
-        <w:t xml:space="preserve"> classes. When the Department class iterates through a collection of base class pointers, it correctly executes the specific overridden function for each member type.</w:t>
-      </w:r>
-    </w:p>
-    <w:p>
-      <w:pPr>
-        <w:jc w:val="both"/>
-        <w:rPr>
-          <w:rFonts w:ascii="Times" w:eastAsia="Times" w:hAnsi="Times" w:cs="Times"/>
-        </w:rPr>
-      </w:pPr>
-    </w:p>
-    <w:p>
-      <w:pPr>
-        <w:jc w:val="both"/>
-        <w:rPr>
-          <w:rFonts w:ascii="Times" w:eastAsia="Times" w:hAnsi="Times" w:cs="Times"/>
-        </w:rPr>
       </w:pPr>
       <w:r>
         <w:rPr>
@@ -6168,73 +4771,57 @@
           <w:b/>
           <w:bCs/>
         </w:rPr>
-        <w:t>9. Abstract Classes and Pure Virtual Functions (Chapter 11)</w:t>
-      </w:r>
-      <w:r>
-        <w:rPr>
-          <w:rFonts w:ascii="Times" w:eastAsia="Times" w:hAnsi="Times" w:cs="Times"/>
-        </w:rPr>
-        <w:t xml:space="preserve"> </w:t>
-      </w:r>
-    </w:p>
-    <w:p>
-      <w:pPr>
-        <w:jc w:val="both"/>
-        <w:rPr>
-          <w:rFonts w:ascii="Times" w:eastAsia="Times" w:hAnsi="Times" w:cs="Times"/>
-        </w:rPr>
-      </w:pPr>
-      <w:r>
-        <w:rPr>
-          <w:rFonts w:ascii="Times" w:eastAsia="Times" w:hAnsi="Times" w:cs="Times"/>
-        </w:rPr>
-        <w:t xml:space="preserve">An abstract class is a class that contains at least one pure virtual function and serves as a strict blueprint; it cannot be instantiated directly as an object. The </w:t>
-      </w:r>
-      <w:proofErr w:type="spellStart"/>
-      <w:r>
-        <w:rPr>
-          <w:rFonts w:ascii="Times" w:eastAsia="Times" w:hAnsi="Times" w:cs="Times"/>
-        </w:rPr>
-        <w:t>UniversityMember</w:t>
-      </w:r>
-      <w:proofErr w:type="spellEnd"/>
-      <w:r>
-        <w:rPr>
-          <w:rFonts w:ascii="Times" w:eastAsia="Times" w:hAnsi="Times" w:cs="Times"/>
-        </w:rPr>
-        <w:t xml:space="preserve"> class acts as an abstract base class because it contains the pure virtual function virtual void </w:t>
-      </w:r>
-      <w:proofErr w:type="spellStart"/>
-      <w:r>
-        <w:rPr>
-          <w:rFonts w:ascii="Times" w:eastAsia="Times" w:hAnsi="Times" w:cs="Times"/>
-        </w:rPr>
-        <w:t>displayRole</w:t>
-      </w:r>
-      <w:proofErr w:type="spellEnd"/>
-      <w:r>
-        <w:rPr>
-          <w:rFonts w:ascii="Times" w:eastAsia="Times" w:hAnsi="Times" w:cs="Times"/>
-        </w:rPr>
-        <w:t>() const = 0;. This enforces a structural rule ensuring that any specific role derived from it must provide its own implementation of this method.</w:t>
-      </w:r>
-    </w:p>
-    <w:p>
-      <w:pPr>
-        <w:jc w:val="both"/>
-        <w:rPr>
-          <w:rFonts w:ascii="Times" w:eastAsia="Times" w:hAnsi="Times" w:cs="Times"/>
-        </w:rPr>
-      </w:pPr>
-    </w:p>
-    <w:p>
-      <w:pPr>
-        <w:jc w:val="both"/>
+        <w:t>8. Run-Time Polymorphism and Method Overriding (Ch</w:t>
+      </w:r>
+      <w:r>
         <w:rPr>
           <w:rFonts w:ascii="Times" w:eastAsia="Times" w:hAnsi="Times" w:cs="Times"/>
           <w:b/>
           <w:bCs/>
         </w:rPr>
+        <w:t>apter 11)</w:t>
+      </w:r>
+    </w:p>
+    <w:p>
+      <w:pPr>
+        <w:jc w:val="both"/>
+        <w:rPr>
+          <w:rFonts w:ascii="Times" w:eastAsia="Times" w:hAnsi="Times" w:cs="Times"/>
+        </w:rPr>
+      </w:pPr>
+      <w:r>
+        <w:rPr>
+          <w:rFonts w:ascii="Times" w:eastAsia="Times" w:hAnsi="Times" w:cs="Times"/>
+        </w:rPr>
+        <w:t xml:space="preserve"> Run-time polymorphism occurs when a derived class overrides a virtual function from its base class, allowing the program to dynamically determine which function to execute at run-time based on the object's actual type. In the system, the display</w:t>
+      </w:r>
+      <w:r>
+        <w:rPr>
+          <w:rFonts w:ascii="Times" w:eastAsia="Times" w:hAnsi="Times" w:cs="Times"/>
+        </w:rPr>
+        <w:t>Role() function is declared as virtual in the UniversityMember base class and overridden in the Student, Staff, and TeachingAssistant classes. When the Department class iterates through a collection of base class pointers, it correctly executes the specifi</w:t>
+      </w:r>
+      <w:r>
+        <w:rPr>
+          <w:rFonts w:ascii="Times" w:eastAsia="Times" w:hAnsi="Times" w:cs="Times"/>
+        </w:rPr>
+        <w:t>c overridden function for each member type.</w:t>
+      </w:r>
+    </w:p>
+    <w:p>
+      <w:pPr>
+        <w:jc w:val="both"/>
+        <w:rPr>
+          <w:rFonts w:ascii="Times" w:eastAsia="Times" w:hAnsi="Times" w:cs="Times"/>
+        </w:rPr>
+      </w:pPr>
+    </w:p>
+    <w:p>
+      <w:pPr>
+        <w:jc w:val="both"/>
+        <w:rPr>
+          <w:rFonts w:ascii="Times" w:eastAsia="Times" w:hAnsi="Times" w:cs="Times"/>
+        </w:rPr>
       </w:pPr>
       <w:r>
         <w:rPr>
@@ -6242,7 +4829,13 @@
           <w:b/>
           <w:bCs/>
         </w:rPr>
-        <w:t>10. The Diamond Problem and Virtual Inheritance (Chapter 9)</w:t>
+        <w:t>9. Abstract Classes and Pure Virtual Functions (Chapter 11)</w:t>
+      </w:r>
+      <w:r>
+        <w:rPr>
+          <w:rFonts w:ascii="Times" w:eastAsia="Times" w:hAnsi="Times" w:cs="Times"/>
+        </w:rPr>
+        <w:t xml:space="preserve"> </w:t>
       </w:r>
     </w:p>
     <w:p>
@@ -6256,91 +4849,79 @@
         <w:rPr>
           <w:rFonts w:ascii="Times" w:eastAsia="Times" w:hAnsi="Times" w:cs="Times"/>
         </w:rPr>
-        <w:t xml:space="preserve">The Diamond Problem is a logical ambiguity that arises in multiple inheritance when a class inherits from two derived classes that share a common base class. Without intervention, this results in duplicate copies of the base class's attributes. In this assignment, </w:t>
-      </w:r>
-      <w:proofErr w:type="spellStart"/>
-      <w:r>
-        <w:rPr>
-          <w:rFonts w:ascii="Times" w:eastAsia="Times" w:hAnsi="Times" w:cs="Times"/>
-        </w:rPr>
-        <w:t>TeachingAssistant</w:t>
-      </w:r>
-      <w:proofErr w:type="spellEnd"/>
-      <w:r>
-        <w:rPr>
-          <w:rFonts w:ascii="Times" w:eastAsia="Times" w:hAnsi="Times" w:cs="Times"/>
-        </w:rPr>
-        <w:t xml:space="preserve"> inherits from both Student and Staff, which both inherit from </w:t>
-      </w:r>
-      <w:proofErr w:type="spellStart"/>
-      <w:r>
-        <w:rPr>
-          <w:rFonts w:ascii="Times" w:eastAsia="Times" w:hAnsi="Times" w:cs="Times"/>
-        </w:rPr>
-        <w:t>UniversityMember</w:t>
-      </w:r>
-      <w:proofErr w:type="spellEnd"/>
-      <w:r>
-        <w:rPr>
-          <w:rFonts w:ascii="Times" w:eastAsia="Times" w:hAnsi="Times" w:cs="Times"/>
-        </w:rPr>
-        <w:t xml:space="preserve">. To resolve this, Student and Staff use </w:t>
-      </w:r>
-      <w:r>
+        <w:t xml:space="preserve">An abstract class is a class that contains at least one pure virtual function and serves as a strict blueprint; it cannot be instantiated directly as </w:t>
+      </w:r>
+      <w:r>
+        <w:rPr>
+          <w:rFonts w:ascii="Times" w:eastAsia="Times" w:hAnsi="Times" w:cs="Times"/>
+        </w:rPr>
+        <w:t>an object. The UniversityMember class acts as an abstract base class because it contains the pure virtual function virtual void displayRole() const = 0;. This enforces a structural rule ensuring that any specific role derived from it must provide its own i</w:t>
+      </w:r>
+      <w:r>
+        <w:rPr>
+          <w:rFonts w:ascii="Times" w:eastAsia="Times" w:hAnsi="Times" w:cs="Times"/>
+        </w:rPr>
+        <w:t>mplementation of this method.</w:t>
+      </w:r>
+    </w:p>
+    <w:p>
+      <w:pPr>
+        <w:jc w:val="both"/>
+        <w:rPr>
+          <w:rFonts w:ascii="Times" w:eastAsia="Times" w:hAnsi="Times" w:cs="Times"/>
+        </w:rPr>
+      </w:pPr>
+    </w:p>
+    <w:p>
+      <w:pPr>
+        <w:jc w:val="both"/>
         <w:rPr>
           <w:rFonts w:ascii="Times" w:eastAsia="Times" w:hAnsi="Times" w:cs="Times"/>
           <w:b/>
           <w:bCs/>
         </w:rPr>
+      </w:pPr>
+      <w:r>
+        <w:rPr>
+          <w:rFonts w:ascii="Times" w:eastAsia="Times" w:hAnsi="Times" w:cs="Times"/>
+          <w:b/>
+          <w:bCs/>
+        </w:rPr>
+        <w:t>10. The Diamond Problem and Virtual Inheritance (Chapter 9)</w:t>
+      </w:r>
+    </w:p>
+    <w:p>
+      <w:pPr>
+        <w:jc w:val="both"/>
+        <w:rPr>
+          <w:rFonts w:ascii="Times" w:eastAsia="Times" w:hAnsi="Times" w:cs="Times"/>
+        </w:rPr>
+      </w:pPr>
+      <w:r>
+        <w:rPr>
+          <w:rFonts w:ascii="Times" w:eastAsia="Times" w:hAnsi="Times" w:cs="Times"/>
+        </w:rPr>
+        <w:t>The Diamond Problem is a logical ambiguity that arises in multiple inheritance when a class inherits from two derived classes that share a common base class. Without</w:t>
+      </w:r>
+      <w:r>
+        <w:rPr>
+          <w:rFonts w:ascii="Times" w:eastAsia="Times" w:hAnsi="Times" w:cs="Times"/>
+        </w:rPr>
+        <w:t xml:space="preserve"> intervention, this results in duplicate copies of the base class's attributes. In this assignment, TeachingAssistant inherits from both Student and Staff, which both inherit from UniversityMember. To resolve this, Student and Staff use </w:t>
+      </w:r>
+      <w:r>
+        <w:rPr>
+          <w:rFonts w:ascii="Times" w:eastAsia="Times" w:hAnsi="Times" w:cs="Times"/>
+          <w:b/>
+          <w:bCs/>
+        </w:rPr>
         <w:t>virtual inheritance</w:t>
       </w:r>
       <w:r>
         <w:rPr>
           <w:rFonts w:ascii="Times" w:eastAsia="Times" w:hAnsi="Times" w:cs="Times"/>
         </w:rPr>
-        <w:t xml:space="preserve"> (virtual public </w:t>
-      </w:r>
-      <w:proofErr w:type="spellStart"/>
-      <w:r>
-        <w:rPr>
-          <w:rFonts w:ascii="Times" w:eastAsia="Times" w:hAnsi="Times" w:cs="Times"/>
-        </w:rPr>
-        <w:t>UniversityMember</w:t>
-      </w:r>
-      <w:proofErr w:type="spellEnd"/>
-      <w:r>
-        <w:rPr>
-          <w:rFonts w:ascii="Times" w:eastAsia="Times" w:hAnsi="Times" w:cs="Times"/>
-        </w:rPr>
-        <w:t xml:space="preserve">), which guarantees that only a single, shared instance of the name and </w:t>
-      </w:r>
-      <w:proofErr w:type="spellStart"/>
-      <w:r>
-        <w:rPr>
-          <w:rFonts w:ascii="Times" w:eastAsia="Times" w:hAnsi="Times" w:cs="Times"/>
-        </w:rPr>
-        <w:t>memberID</w:t>
-      </w:r>
-      <w:proofErr w:type="spellEnd"/>
-      <w:r>
-        <w:rPr>
-          <w:rFonts w:ascii="Times" w:eastAsia="Times" w:hAnsi="Times" w:cs="Times"/>
-        </w:rPr>
-        <w:t xml:space="preserve"> attributes is created for the </w:t>
-      </w:r>
-      <w:proofErr w:type="spellStart"/>
-      <w:r>
-        <w:rPr>
-          <w:rFonts w:ascii="Times" w:eastAsia="Times" w:hAnsi="Times" w:cs="Times"/>
-        </w:rPr>
-        <w:t>TeachingAssistant</w:t>
-      </w:r>
-      <w:proofErr w:type="spellEnd"/>
-      <w:r>
-        <w:rPr>
-          <w:rFonts w:ascii="Times" w:eastAsia="Times" w:hAnsi="Times" w:cs="Times"/>
-        </w:rPr>
-        <w:t xml:space="preserve"> object.</w:t>
+        <w:t xml:space="preserve"> (virtual public UniversityMember), which guarantees that only a single, shared instance of the name and memberID attributes is created for the TeachingAssistant object.</w:t>
       </w:r>
     </w:p>
     <w:p>
@@ -6760,7 +5341,18 @@
                 <w:sz w:val="18"/>
                 <w:szCs w:val="18"/>
               </w:rPr>
-              <w:t>Able to complete the task over 80% (4-5)</w:t>
+              <w:t xml:space="preserve">Able to </w:t>
+            </w:r>
+            <w:r>
+              <w:rPr>
+                <w:rFonts w:ascii="Times" w:eastAsia="Times" w:hAnsi="Times" w:cs="Times"/>
+                <w:b/>
+                <w:bCs/>
+                <w:color w:val="000000"/>
+                <w:sz w:val="18"/>
+                <w:szCs w:val="18"/>
+              </w:rPr>
+              <w:t>complete the task over 80% (4-5)</w:t>
             </w:r>
           </w:p>
         </w:tc>
@@ -7057,7 +5649,16 @@
                 <w:sz w:val="18"/>
                 <w:szCs w:val="18"/>
               </w:rPr>
-              <w:t>Executes without errors excellent user prompts, good use of symbols, spacing in output. Through testing has been completed .</w:t>
+              <w:t xml:space="preserve">Executes without errors excellent user prompts, good use of symbols, spacing in output. Through </w:t>
+            </w:r>
+            <w:r>
+              <w:rPr>
+                <w:rFonts w:ascii="Times" w:eastAsia="Times" w:hAnsi="Times" w:cs="Times"/>
+                <w:color w:val="000000"/>
+                <w:sz w:val="18"/>
+                <w:szCs w:val="18"/>
+              </w:rPr>
+              <w:t>testing has been completed .</w:t>
             </w:r>
           </w:p>
         </w:tc>
@@ -7127,7 +5728,16 @@
                 <w:sz w:val="18"/>
                 <w:szCs w:val="18"/>
               </w:rPr>
-              <w:t>Does not execute due to syntax errors, runtime errors, user prompts are misleading or non- existent. No testing has been completed.</w:t>
+              <w:t>Does not execute due to syntax errors, runtime errors, user prompts are misleading or non-</w:t>
+            </w:r>
+            <w:r>
+              <w:rPr>
+                <w:rFonts w:ascii="Times" w:eastAsia="Times" w:hAnsi="Times" w:cs="Times"/>
+                <w:color w:val="000000"/>
+                <w:sz w:val="18"/>
+                <w:szCs w:val="18"/>
+              </w:rPr>
+              <w:t xml:space="preserve"> existent. No testing has been completed.</w:t>
             </w:r>
           </w:p>
         </w:tc>
@@ -7766,7 +6376,16 @@
                 <w:sz w:val="18"/>
                 <w:szCs w:val="18"/>
               </w:rPr>
-              <w:t>Cooperates with other group member(s) in a reasonable manner but conduct can be</w:t>
+              <w:t xml:space="preserve">Cooperates with other group member(s) in a reasonable manner but </w:t>
+            </w:r>
+            <w:r>
+              <w:rPr>
+                <w:rFonts w:ascii="Times" w:eastAsia="Times" w:hAnsi="Times" w:cs="Times"/>
+                <w:color w:val="000000"/>
+                <w:sz w:val="18"/>
+                <w:szCs w:val="18"/>
+              </w:rPr>
+              <w:t>conduct can be</w:t>
             </w:r>
           </w:p>
           <w:p>
@@ -8025,7 +6644,16 @@
                 <w:sz w:val="18"/>
                 <w:szCs w:val="18"/>
               </w:rPr>
-              <w:t>Code comments are added and does not help the reader to understand the code.</w:t>
+              <w:t xml:space="preserve">Code comments are added and does </w:t>
+            </w:r>
+            <w:r>
+              <w:rPr>
+                <w:rFonts w:ascii="Times" w:eastAsia="Times" w:hAnsi="Times" w:cs="Times"/>
+                <w:color w:val="000000"/>
+                <w:sz w:val="18"/>
+                <w:szCs w:val="18"/>
+              </w:rPr>
+              <w:t>not help the reader to understand the code.</w:t>
             </w:r>
           </w:p>
         </w:tc>
@@ -8609,7 +7237,7 @@
 </file>
 
 <file path=word/endnotes.xml><?xml version="1.0" encoding="utf-8"?>
-<w:endnotes xmlns:wpc="http://schemas.microsoft.com/office/word/2010/wordprocessingCanvas" xmlns:cx="http://schemas.microsoft.com/office/drawing/2014/chartex" xmlns:cx1="http://schemas.microsoft.com/office/drawing/2015/9/8/chartex" xmlns:cx2="http://schemas.microsoft.com/office/drawing/2015/10/21/chartex" xmlns:cx3="http://schemas.microsoft.com/office/drawing/2016/5/9/chartex" xmlns:cx4="http://schemas.microsoft.com/office/drawing/2016/5/10/chartex" xmlns:cx5="http://schemas.microsoft.com/office/drawing/2016/5/11/chartex" xmlns:cx6="http://schemas.microsoft.com/office/drawing/2016/5/12/chartex" xmlns:cx7="http://schemas.microsoft.com/office/drawing/2016/5/13/chartex" xmlns:cx8="http://schemas.microsoft.com/office/drawing/2016/5/14/chartex" xmlns:mc="http://schemas.openxmlformats.org/markup-compatibility/2006" xmlns:aink="http://schemas.microsoft.com/office/drawing/2016/ink" xmlns:am3d="http://schemas.microsoft.com/office/drawing/2017/model3d" xmlns:o="urn:schemas-microsoft-com:office:office" xmlns:oel="http://schemas.microsoft.com/office/2019/extlst" xmlns:r="http://schemas.openxmlformats.org/officeDocument/2006/relationships" xmlns:m="http://schemas.openxmlformats.org/officeDocument/2006/math" xmlns:v="urn:schemas-microsoft-com:vml" xmlns:wp14="http://schemas.microsoft.com/office/word/2010/wordprocessingDrawing" xmlns:wp="http://schemas.openxmlformats.org/drawingml/2006/wordprocessingDrawing" xmlns:w10="urn:schemas-microsoft-com:office:word" xmlns:w="http://schemas.openxmlformats.org/wordprocessingml/2006/main" xmlns:w14="http://schemas.microsoft.com/office/word/2010/wordml" xmlns:w15="http://schemas.microsoft.com/office/word/2012/wordml" xmlns:w16cex="http://schemas.microsoft.com/office/word/2018/wordml/cex" xmlns:w16cid="http://schemas.microsoft.com/office/word/2016/wordml/cid" xmlns:w16="http://schemas.microsoft.com/office/word/2018/wordml" xmlns:w16du="http://schemas.microsoft.com/office/word/2023/wordml/word16du" xmlns:w16sdtdh="http://schemas.microsoft.com/office/word/2020/wordml/sdtdatahash" xmlns:w16sdtfl="http://schemas.microsoft.com/office/word/2024/wordml/sdtformatlock" xmlns:w16se="http://schemas.microsoft.com/office/word/2015/wordml/symex" xmlns:wpg="http://schemas.microsoft.com/office/word/2010/wordprocessingGroup" xmlns:wpi="http://schemas.microsoft.com/office/word/2010/wordprocessingInk" xmlns:wne="http://schemas.microsoft.com/office/word/2006/wordml" xmlns:wps="http://schemas.microsoft.com/office/word/2010/wordprocessingShape" mc:Ignorable="w14 w15 w16se w16cid w16 w16cex w16sdtdh w16sdtfl w16du wp14">
+<w:endnotes xmlns:wpc="http://schemas.microsoft.com/office/word/2010/wordprocessingCanvas" xmlns:cx="http://schemas.microsoft.com/office/drawing/2014/chartex" xmlns:cx1="http://schemas.microsoft.com/office/drawing/2015/9/8/chartex" xmlns:cx2="http://schemas.microsoft.com/office/drawing/2015/10/21/chartex" xmlns:cx3="http://schemas.microsoft.com/office/drawing/2016/5/9/chartex" xmlns:cx4="http://schemas.microsoft.com/office/drawing/2016/5/10/chartex" xmlns:cx5="http://schemas.microsoft.com/office/drawing/2016/5/11/chartex" xmlns:cx6="http://schemas.microsoft.com/office/drawing/2016/5/12/chartex" xmlns:cx7="http://schemas.microsoft.com/office/drawing/2016/5/13/chartex" xmlns:cx8="http://schemas.microsoft.com/office/drawing/2016/5/14/chartex" xmlns:mc="http://schemas.openxmlformats.org/markup-compatibility/2006" xmlns:aink="http://schemas.microsoft.com/office/drawing/2016/ink" xmlns:am3d="http://schemas.microsoft.com/office/drawing/2017/model3d" xmlns:o="urn:schemas-microsoft-com:office:office" xmlns:r="http://schemas.openxmlformats.org/officeDocument/2006/relationships" xmlns:m="http://schemas.openxmlformats.org/officeDocument/2006/math" xmlns:v="urn:schemas-microsoft-com:vml" xmlns:wp14="http://schemas.microsoft.com/office/word/2010/wordprocessingDrawing" xmlns:wp="http://schemas.openxmlformats.org/drawingml/2006/wordprocessingDrawing" xmlns:w10="urn:schemas-microsoft-com:office:word" xmlns:w="http://schemas.openxmlformats.org/wordprocessingml/2006/main" xmlns:w14="http://schemas.microsoft.com/office/word/2010/wordml" xmlns:w15="http://schemas.microsoft.com/office/word/2012/wordml" xmlns:w16cex="http://schemas.microsoft.com/office/word/2018/wordml/cex" xmlns:w16cid="http://schemas.microsoft.com/office/word/2016/wordml/cid" xmlns:w16="http://schemas.microsoft.com/office/word/2018/wordml" xmlns:w16sdtdh="http://schemas.microsoft.com/office/word/2020/wordml/sdtdatahash" xmlns:w16se="http://schemas.microsoft.com/office/word/2015/wordml/symex" xmlns:wpg="http://schemas.microsoft.com/office/word/2010/wordprocessingGroup" xmlns:wpi="http://schemas.microsoft.com/office/word/2010/wordprocessingInk" xmlns:wne="http://schemas.microsoft.com/office/word/2006/wordml" xmlns:wps="http://schemas.microsoft.com/office/word/2010/wordprocessingShape" mc:Ignorable="w14 w15 w16se w16cid w16 w16cex w16sdtdh wp14">
   <w:endnote w:type="separator" w:id="-1">
     <w:p>
       <w:pPr>
@@ -8634,7 +7262,7 @@
 </file>
 
 <file path=word/footnotes.xml><?xml version="1.0" encoding="utf-8"?>
-<w:footnotes xmlns:wpc="http://schemas.microsoft.com/office/word/2010/wordprocessingCanvas" xmlns:cx="http://schemas.microsoft.com/office/drawing/2014/chartex" xmlns:cx1="http://schemas.microsoft.com/office/drawing/2015/9/8/chartex" xmlns:cx2="http://schemas.microsoft.com/office/drawing/2015/10/21/chartex" xmlns:cx3="http://schemas.microsoft.com/office/drawing/2016/5/9/chartex" xmlns:cx4="http://schemas.microsoft.com/office/drawing/2016/5/10/chartex" xmlns:cx5="http://schemas.microsoft.com/office/drawing/2016/5/11/chartex" xmlns:cx6="http://schemas.microsoft.com/office/drawing/2016/5/12/chartex" xmlns:cx7="http://schemas.microsoft.com/office/drawing/2016/5/13/chartex" xmlns:cx8="http://schemas.microsoft.com/office/drawing/2016/5/14/chartex" xmlns:mc="http://schemas.openxmlformats.org/markup-compatibility/2006" xmlns:aink="http://schemas.microsoft.com/office/drawing/2016/ink" xmlns:am3d="http://schemas.microsoft.com/office/drawing/2017/model3d" xmlns:o="urn:schemas-microsoft-com:office:office" xmlns:oel="http://schemas.microsoft.com/office/2019/extlst" xmlns:r="http://schemas.openxmlformats.org/officeDocument/2006/relationships" xmlns:m="http://schemas.openxmlformats.org/officeDocument/2006/math" xmlns:v="urn:schemas-microsoft-com:vml" xmlns:wp14="http://schemas.microsoft.com/office/word/2010/wordprocessingDrawing" xmlns:wp="http://schemas.openxmlformats.org/drawingml/2006/wordprocessingDrawing" xmlns:w10="urn:schemas-microsoft-com:office:word" xmlns:w="http://schemas.openxmlformats.org/wordprocessingml/2006/main" xmlns:w14="http://schemas.microsoft.com/office/word/2010/wordml" xmlns:w15="http://schemas.microsoft.com/office/word/2012/wordml" xmlns:w16cex="http://schemas.microsoft.com/office/word/2018/wordml/cex" xmlns:w16cid="http://schemas.microsoft.com/office/word/2016/wordml/cid" xmlns:w16="http://schemas.microsoft.com/office/word/2018/wordml" xmlns:w16du="http://schemas.microsoft.com/office/word/2023/wordml/word16du" xmlns:w16sdtdh="http://schemas.microsoft.com/office/word/2020/wordml/sdtdatahash" xmlns:w16sdtfl="http://schemas.microsoft.com/office/word/2024/wordml/sdtformatlock" xmlns:w16se="http://schemas.microsoft.com/office/word/2015/wordml/symex" xmlns:wpg="http://schemas.microsoft.com/office/word/2010/wordprocessingGroup" xmlns:wpi="http://schemas.microsoft.com/office/word/2010/wordprocessingInk" xmlns:wne="http://schemas.microsoft.com/office/word/2006/wordml" xmlns:wps="http://schemas.microsoft.com/office/word/2010/wordprocessingShape" mc:Ignorable="w14 w15 w16se w16cid w16 w16cex w16sdtdh w16sdtfl w16du wp14">
+<w:footnotes xmlns:wpc="http://schemas.microsoft.com/office/word/2010/wordprocessingCanvas" xmlns:cx="http://schemas.microsoft.com/office/drawing/2014/chartex" xmlns:cx1="http://schemas.microsoft.com/office/drawing/2015/9/8/chartex" xmlns:cx2="http://schemas.microsoft.com/office/drawing/2015/10/21/chartex" xmlns:cx3="http://schemas.microsoft.com/office/drawing/2016/5/9/chartex" xmlns:cx4="http://schemas.microsoft.com/office/drawing/2016/5/10/chartex" xmlns:cx5="http://schemas.microsoft.com/office/drawing/2016/5/11/chartex" xmlns:cx6="http://schemas.microsoft.com/office/drawing/2016/5/12/chartex" xmlns:cx7="http://schemas.microsoft.com/office/drawing/2016/5/13/chartex" xmlns:cx8="http://schemas.microsoft.com/office/drawing/2016/5/14/chartex" xmlns:mc="http://schemas.openxmlformats.org/markup-compatibility/2006" xmlns:aink="http://schemas.microsoft.com/office/drawing/2016/ink" xmlns:am3d="http://schemas.microsoft.com/office/drawing/2017/model3d" xmlns:o="urn:schemas-microsoft-com:office:office" xmlns:r="http://schemas.openxmlformats.org/officeDocument/2006/relationships" xmlns:m="http://schemas.openxmlformats.org/officeDocument/2006/math" xmlns:v="urn:schemas-microsoft-com:vml" xmlns:wp14="http://schemas.microsoft.com/office/word/2010/wordprocessingDrawing" xmlns:wp="http://schemas.openxmlformats.org/drawingml/2006/wordprocessingDrawing" xmlns:w10="urn:schemas-microsoft-com:office:word" xmlns:w="http://schemas.openxmlformats.org/wordprocessingml/2006/main" xmlns:w14="http://schemas.microsoft.com/office/word/2010/wordml" xmlns:w15="http://schemas.microsoft.com/office/word/2012/wordml" xmlns:w16cex="http://schemas.microsoft.com/office/word/2018/wordml/cex" xmlns:w16cid="http://schemas.microsoft.com/office/word/2016/wordml/cid" xmlns:w16="http://schemas.microsoft.com/office/word/2018/wordml" xmlns:w16sdtdh="http://schemas.microsoft.com/office/word/2020/wordml/sdtdatahash" xmlns:w16se="http://schemas.microsoft.com/office/word/2015/wordml/symex" xmlns:wpg="http://schemas.microsoft.com/office/word/2010/wordprocessingGroup" xmlns:wpi="http://schemas.microsoft.com/office/word/2010/wordprocessingInk" xmlns:wne="http://schemas.microsoft.com/office/word/2006/wordml" xmlns:wps="http://schemas.microsoft.com/office/word/2010/wordprocessingShape" mc:Ignorable="w14 w15 w16se w16cid w16 w16cex w16sdtdh wp14">
   <w:footnote w:type="separator" w:id="-1">
     <w:p>
       <w:pPr>
@@ -8659,13 +7287,13 @@
 </file>
 
 <file path=word/header1.xml><?xml version="1.0" encoding="utf-8"?>
-<w:hdr xmlns:wpc="http://schemas.microsoft.com/office/word/2010/wordprocessingCanvas" xmlns:cx="http://schemas.microsoft.com/office/drawing/2014/chartex" xmlns:cx1="http://schemas.microsoft.com/office/drawing/2015/9/8/chartex" xmlns:cx2="http://schemas.microsoft.com/office/drawing/2015/10/21/chartex" xmlns:cx3="http://schemas.microsoft.com/office/drawing/2016/5/9/chartex" xmlns:cx4="http://schemas.microsoft.com/office/drawing/2016/5/10/chartex" xmlns:cx5="http://schemas.microsoft.com/office/drawing/2016/5/11/chartex" xmlns:cx6="http://schemas.microsoft.com/office/drawing/2016/5/12/chartex" xmlns:cx7="http://schemas.microsoft.com/office/drawing/2016/5/13/chartex" xmlns:cx8="http://schemas.microsoft.com/office/drawing/2016/5/14/chartex" xmlns:mc="http://schemas.openxmlformats.org/markup-compatibility/2006" xmlns:aink="http://schemas.microsoft.com/office/drawing/2016/ink" xmlns:am3d="http://schemas.microsoft.com/office/drawing/2017/model3d" xmlns:o="urn:schemas-microsoft-com:office:office" xmlns:oel="http://schemas.microsoft.com/office/2019/extlst" xmlns:r="http://schemas.openxmlformats.org/officeDocument/2006/relationships" xmlns:m="http://schemas.openxmlformats.org/officeDocument/2006/math" xmlns:v="urn:schemas-microsoft-com:vml" xmlns:wp14="http://schemas.microsoft.com/office/word/2010/wordprocessingDrawing" xmlns:wp="http://schemas.openxmlformats.org/drawingml/2006/wordprocessingDrawing" xmlns:w10="urn:schemas-microsoft-com:office:word" xmlns:w="http://schemas.openxmlformats.org/wordprocessingml/2006/main" xmlns:w14="http://schemas.microsoft.com/office/word/2010/wordml" xmlns:w15="http://schemas.microsoft.com/office/word/2012/wordml" xmlns:w16cex="http://schemas.microsoft.com/office/word/2018/wordml/cex" xmlns:w16cid="http://schemas.microsoft.com/office/word/2016/wordml/cid" xmlns:w16="http://schemas.microsoft.com/office/word/2018/wordml" xmlns:w16du="http://schemas.microsoft.com/office/word/2023/wordml/word16du" xmlns:w16sdtdh="http://schemas.microsoft.com/office/word/2020/wordml/sdtdatahash" xmlns:w16sdtfl="http://schemas.microsoft.com/office/word/2024/wordml/sdtformatlock" xmlns:w16se="http://schemas.microsoft.com/office/word/2015/wordml/symex" xmlns:wpg="http://schemas.microsoft.com/office/word/2010/wordprocessingGroup" xmlns:wpi="http://schemas.microsoft.com/office/word/2010/wordprocessingInk" xmlns:wne="http://schemas.microsoft.com/office/word/2006/wordml" xmlns:wps="http://schemas.microsoft.com/office/word/2010/wordprocessingShape" mc:Ignorable="w14 w15 w16se w16cid w16 w16cex w16sdtdh w16sdtfl w16du wp14">
+<w:hdr xmlns:wpc="http://schemas.microsoft.com/office/word/2010/wordprocessingCanvas" xmlns:cx="http://schemas.microsoft.com/office/drawing/2014/chartex" xmlns:cx1="http://schemas.microsoft.com/office/drawing/2015/9/8/chartex" xmlns:cx2="http://schemas.microsoft.com/office/drawing/2015/10/21/chartex" xmlns:cx3="http://schemas.microsoft.com/office/drawing/2016/5/9/chartex" xmlns:cx4="http://schemas.microsoft.com/office/drawing/2016/5/10/chartex" xmlns:cx5="http://schemas.microsoft.com/office/drawing/2016/5/11/chartex" xmlns:cx6="http://schemas.microsoft.com/office/drawing/2016/5/12/chartex" xmlns:cx7="http://schemas.microsoft.com/office/drawing/2016/5/13/chartex" xmlns:cx8="http://schemas.microsoft.com/office/drawing/2016/5/14/chartex" xmlns:mc="http://schemas.openxmlformats.org/markup-compatibility/2006" xmlns:aink="http://schemas.microsoft.com/office/drawing/2016/ink" xmlns:am3d="http://schemas.microsoft.com/office/drawing/2017/model3d" xmlns:o="urn:schemas-microsoft-com:office:office" xmlns:r="http://schemas.openxmlformats.org/officeDocument/2006/relationships" xmlns:m="http://schemas.openxmlformats.org/officeDocument/2006/math" xmlns:v="urn:schemas-microsoft-com:vml" xmlns:wp14="http://schemas.microsoft.com/office/word/2010/wordprocessingDrawing" xmlns:wp="http://schemas.openxmlformats.org/drawingml/2006/wordprocessingDrawing" xmlns:w10="urn:schemas-microsoft-com:office:word" xmlns:w="http://schemas.openxmlformats.org/wordprocessingml/2006/main" xmlns:w14="http://schemas.microsoft.com/office/word/2010/wordml" xmlns:w15="http://schemas.microsoft.com/office/word/2012/wordml" xmlns:w16cex="http://schemas.microsoft.com/office/word/2018/wordml/cex" xmlns:w16cid="http://schemas.microsoft.com/office/word/2016/wordml/cid" xmlns:w16="http://schemas.microsoft.com/office/word/2018/wordml" xmlns:w16sdtdh="http://schemas.microsoft.com/office/word/2020/wordml/sdtdatahash" xmlns:w16se="http://schemas.microsoft.com/office/word/2015/wordml/symex" xmlns:wpg="http://schemas.microsoft.com/office/word/2010/wordprocessingGroup" xmlns:wpi="http://schemas.microsoft.com/office/word/2010/wordprocessingInk" xmlns:wne="http://schemas.microsoft.com/office/word/2006/wordml" xmlns:wps="http://schemas.microsoft.com/office/word/2010/wordprocessingShape" mc:Ignorable="w14 w15 w16se w16cid w16 w16cex w16sdtdh wp14">
   <w:p/>
 </w:hdr>
 </file>
 
 <file path=word/numbering.xml><?xml version="1.0" encoding="utf-8"?>
-<w:numbering xmlns:wpc="http://schemas.microsoft.com/office/word/2010/wordprocessingCanvas" xmlns:cx="http://schemas.microsoft.com/office/drawing/2014/chartex" xmlns:cx1="http://schemas.microsoft.com/office/drawing/2015/9/8/chartex" xmlns:cx2="http://schemas.microsoft.com/office/drawing/2015/10/21/chartex" xmlns:cx3="http://schemas.microsoft.com/office/drawing/2016/5/9/chartex" xmlns:cx4="http://schemas.microsoft.com/office/drawing/2016/5/10/chartex" xmlns:cx5="http://schemas.microsoft.com/office/drawing/2016/5/11/chartex" xmlns:cx6="http://schemas.microsoft.com/office/drawing/2016/5/12/chartex" xmlns:cx7="http://schemas.microsoft.com/office/drawing/2016/5/13/chartex" xmlns:cx8="http://schemas.microsoft.com/office/drawing/2016/5/14/chartex" xmlns:mc="http://schemas.openxmlformats.org/markup-compatibility/2006" xmlns:aink="http://schemas.microsoft.com/office/drawing/2016/ink" xmlns:am3d="http://schemas.microsoft.com/office/drawing/2017/model3d" xmlns:o="urn:schemas-microsoft-com:office:office" xmlns:oel="http://schemas.microsoft.com/office/2019/extlst" xmlns:r="http://schemas.openxmlformats.org/officeDocument/2006/relationships" xmlns:m="http://schemas.openxmlformats.org/officeDocument/2006/math" xmlns:v="urn:schemas-microsoft-com:vml" xmlns:wp14="http://schemas.microsoft.com/office/word/2010/wordprocessingDrawing" xmlns:wp="http://schemas.openxmlformats.org/drawingml/2006/wordprocessingDrawing" xmlns:w10="urn:schemas-microsoft-com:office:word" xmlns:w="http://schemas.openxmlformats.org/wordprocessingml/2006/main" xmlns:w14="http://schemas.microsoft.com/office/word/2010/wordml" xmlns:w15="http://schemas.microsoft.com/office/word/2012/wordml" xmlns:w16cex="http://schemas.microsoft.com/office/word/2018/wordml/cex" xmlns:w16cid="http://schemas.microsoft.com/office/word/2016/wordml/cid" xmlns:w16="http://schemas.microsoft.com/office/word/2018/wordml" xmlns:w16du="http://schemas.microsoft.com/office/word/2023/wordml/word16du" xmlns:w16sdtdh="http://schemas.microsoft.com/office/word/2020/wordml/sdtdatahash" xmlns:w16sdtfl="http://schemas.microsoft.com/office/word/2024/wordml/sdtformatlock" xmlns:w16se="http://schemas.microsoft.com/office/word/2015/wordml/symex" xmlns:wpg="http://schemas.microsoft.com/office/word/2010/wordprocessingGroup" xmlns:wpi="http://schemas.microsoft.com/office/word/2010/wordprocessingInk" xmlns:wne="http://schemas.microsoft.com/office/word/2006/wordml" xmlns:wps="http://schemas.microsoft.com/office/word/2010/wordprocessingShape" mc:Ignorable="w14 w15 w16se w16cid w16 w16cex w16sdtdh w16sdtfl w16du wp14">
+<w:numbering xmlns:wpc="http://schemas.microsoft.com/office/word/2010/wordprocessingCanvas" xmlns:cx="http://schemas.microsoft.com/office/drawing/2014/chartex" xmlns:cx1="http://schemas.microsoft.com/office/drawing/2015/9/8/chartex" xmlns:cx2="http://schemas.microsoft.com/office/drawing/2015/10/21/chartex" xmlns:cx3="http://schemas.microsoft.com/office/drawing/2016/5/9/chartex" xmlns:cx4="http://schemas.microsoft.com/office/drawing/2016/5/10/chartex" xmlns:cx5="http://schemas.microsoft.com/office/drawing/2016/5/11/chartex" xmlns:cx6="http://schemas.microsoft.com/office/drawing/2016/5/12/chartex" xmlns:cx7="http://schemas.microsoft.com/office/drawing/2016/5/13/chartex" xmlns:cx8="http://schemas.microsoft.com/office/drawing/2016/5/14/chartex" xmlns:mc="http://schemas.openxmlformats.org/markup-compatibility/2006" xmlns:aink="http://schemas.microsoft.com/office/drawing/2016/ink" xmlns:am3d="http://schemas.microsoft.com/office/drawing/2017/model3d" xmlns:o="urn:schemas-microsoft-com:office:office" xmlns:r="http://schemas.openxmlformats.org/officeDocument/2006/relationships" xmlns:m="http://schemas.openxmlformats.org/officeDocument/2006/math" xmlns:v="urn:schemas-microsoft-com:vml" xmlns:wp14="http://schemas.microsoft.com/office/word/2010/wordprocessingDrawing" xmlns:wp="http://schemas.openxmlformats.org/drawingml/2006/wordprocessingDrawing" xmlns:w10="urn:schemas-microsoft-com:office:word" xmlns:w="http://schemas.openxmlformats.org/wordprocessingml/2006/main" xmlns:w14="http://schemas.microsoft.com/office/word/2010/wordml" xmlns:w15="http://schemas.microsoft.com/office/word/2012/wordml" xmlns:w16cex="http://schemas.microsoft.com/office/word/2018/wordml/cex" xmlns:w16cid="http://schemas.microsoft.com/office/word/2016/wordml/cid" xmlns:w16="http://schemas.microsoft.com/office/word/2018/wordml" xmlns:w16sdtdh="http://schemas.microsoft.com/office/word/2020/wordml/sdtdatahash" xmlns:w16se="http://schemas.microsoft.com/office/word/2015/wordml/symex" xmlns:wpg="http://schemas.microsoft.com/office/word/2010/wordprocessingGroup" xmlns:wpi="http://schemas.microsoft.com/office/word/2010/wordprocessingInk" xmlns:wne="http://schemas.microsoft.com/office/word/2006/wordml" xmlns:wps="http://schemas.microsoft.com/office/word/2010/wordprocessingShape" mc:Ignorable="w14 w15 w16se w16cid w16 w16cex w16sdtdh wp14">
   <w:abstractNum w:abstractNumId="0" w15:restartNumberingAfterBreak="0">
     <w:nsid w:val="03CE382F"/>
     <w:multiLevelType w:val="multilevel"/>
@@ -10872,71 +9500,71 @@
       </w:rPr>
     </w:lvl>
   </w:abstractNum>
-  <w:num w:numId="1" w16cid:durableId="1348022615">
+  <w:num w:numId="1">
     <w:abstractNumId w:val="16"/>
   </w:num>
-  <w:num w:numId="2" w16cid:durableId="246042460">
+  <w:num w:numId="2">
     <w:abstractNumId w:val="1"/>
   </w:num>
-  <w:num w:numId="3" w16cid:durableId="1903523887">
+  <w:num w:numId="3">
     <w:abstractNumId w:val="12"/>
   </w:num>
-  <w:num w:numId="4" w16cid:durableId="1593123551">
+  <w:num w:numId="4">
     <w:abstractNumId w:val="10"/>
   </w:num>
-  <w:num w:numId="5" w16cid:durableId="1322582825">
+  <w:num w:numId="5">
     <w:abstractNumId w:val="14"/>
   </w:num>
-  <w:num w:numId="6" w16cid:durableId="364261069">
+  <w:num w:numId="6">
     <w:abstractNumId w:val="18"/>
   </w:num>
-  <w:num w:numId="7" w16cid:durableId="764112835">
+  <w:num w:numId="7">
     <w:abstractNumId w:val="6"/>
   </w:num>
-  <w:num w:numId="8" w16cid:durableId="229121555">
+  <w:num w:numId="8">
     <w:abstractNumId w:val="9"/>
   </w:num>
-  <w:num w:numId="9" w16cid:durableId="707950120">
+  <w:num w:numId="9">
     <w:abstractNumId w:val="11"/>
   </w:num>
-  <w:num w:numId="10" w16cid:durableId="1776944457">
+  <w:num w:numId="10">
     <w:abstractNumId w:val="2"/>
   </w:num>
-  <w:num w:numId="11" w16cid:durableId="1506940190">
+  <w:num w:numId="11">
     <w:abstractNumId w:val="17"/>
   </w:num>
-  <w:num w:numId="12" w16cid:durableId="29770123">
+  <w:num w:numId="12">
     <w:abstractNumId w:val="0"/>
   </w:num>
-  <w:num w:numId="13" w16cid:durableId="2036030048">
+  <w:num w:numId="13">
     <w:abstractNumId w:val="5"/>
   </w:num>
-  <w:num w:numId="14" w16cid:durableId="701831471">
+  <w:num w:numId="14">
     <w:abstractNumId w:val="19"/>
   </w:num>
-  <w:num w:numId="15" w16cid:durableId="1023088343">
+  <w:num w:numId="15">
     <w:abstractNumId w:val="15"/>
   </w:num>
-  <w:num w:numId="16" w16cid:durableId="452485117">
+  <w:num w:numId="16">
     <w:abstractNumId w:val="7"/>
   </w:num>
-  <w:num w:numId="17" w16cid:durableId="1269387853">
+  <w:num w:numId="17">
     <w:abstractNumId w:val="3"/>
   </w:num>
-  <w:num w:numId="18" w16cid:durableId="1167675611">
+  <w:num w:numId="18">
     <w:abstractNumId w:val="4"/>
   </w:num>
-  <w:num w:numId="19" w16cid:durableId="1028986538">
+  <w:num w:numId="19">
     <w:abstractNumId w:val="8"/>
   </w:num>
-  <w:num w:numId="20" w16cid:durableId="1581868748">
+  <w:num w:numId="20">
     <w:abstractNumId w:val="13"/>
   </w:num>
 </w:numbering>
 </file>
 
 <file path=word/styles.xml><?xml version="1.0" encoding="utf-8"?>
-<w:styles xmlns:mc="http://schemas.openxmlformats.org/markup-compatibility/2006" xmlns:r="http://schemas.openxmlformats.org/officeDocument/2006/relationships" xmlns:w="http://schemas.openxmlformats.org/wordprocessingml/2006/main" xmlns:w14="http://schemas.microsoft.com/office/word/2010/wordml" xmlns:w15="http://schemas.microsoft.com/office/word/2012/wordml" xmlns:w16cex="http://schemas.microsoft.com/office/word/2018/wordml/cex" xmlns:w16cid="http://schemas.microsoft.com/office/word/2016/wordml/cid" xmlns:w16="http://schemas.microsoft.com/office/word/2018/wordml" xmlns:w16du="http://schemas.microsoft.com/office/word/2023/wordml/word16du" xmlns:w16sdtdh="http://schemas.microsoft.com/office/word/2020/wordml/sdtdatahash" xmlns:w16sdtfl="http://schemas.microsoft.com/office/word/2024/wordml/sdtformatlock" xmlns:w16se="http://schemas.microsoft.com/office/word/2015/wordml/symex" mc:Ignorable="w14 w15 w16se w16cid w16 w16cex w16sdtdh w16sdtfl w16du">
+<w:styles xmlns:mc="http://schemas.openxmlformats.org/markup-compatibility/2006" xmlns:r="http://schemas.openxmlformats.org/officeDocument/2006/relationships" xmlns:w="http://schemas.openxmlformats.org/wordprocessingml/2006/main" xmlns:w14="http://schemas.microsoft.com/office/word/2010/wordml" xmlns:w15="http://schemas.microsoft.com/office/word/2012/wordml" xmlns:w16cex="http://schemas.microsoft.com/office/word/2018/wordml/cex" xmlns:w16cid="http://schemas.microsoft.com/office/word/2016/wordml/cid" xmlns:w16="http://schemas.microsoft.com/office/word/2018/wordml" xmlns:w16sdtdh="http://schemas.microsoft.com/office/word/2020/wordml/sdtdatahash" xmlns:w16se="http://schemas.microsoft.com/office/word/2015/wordml/symex" mc:Ignorable="w14 w15 w16se w16cid w16 w16cex w16sdtdh">
   <w:docDefaults>
     <w:rPrDefault>
       <w:rPr>
@@ -11455,6 +10083,7 @@
   <w:style w:type="character" w:default="1" w:styleId="DefaultParagraphFont">
     <w:name w:val="Default Paragraph Font"/>
     <w:uiPriority w:val="1"/>
+    <w:semiHidden/>
     <w:unhideWhenUsed/>
   </w:style>
   <w:style w:type="table" w:default="1" w:styleId="TableNormal">
